--- a/files/Theodore von K.docx
+++ b/files/Theodore von K.docx
@@ -72,7 +72,7 @@
                     <pic:cNvPicPr/>
                   </pic:nvPicPr>
                   <pic:blipFill>
-                    <a:blip r:embed="rId4">
+                    <a:blip r:embed="rId5">
                       <a:extLst>
                         <a:ext uri="{28A0092B-C50C-407E-A947-70E740481C1C}">
                           <a14:useLocalDpi xmlns:a14="http://schemas.microsoft.com/office/drawing/2010/main" val="0"/>
@@ -126,8 +126,6 @@
       <w:r>
         <w:t xml:space="preserve"> of the twentieth century. </w:t>
       </w:r>
-      <w:bookmarkStart w:id="1" w:name="_GoBack"/>
-      <w:bookmarkEnd w:id="1"/>
     </w:p>
     <w:p>
       <w:pPr>
@@ -252,6 +250,9 @@
     <w:p>
       <w:pPr>
         <w:pStyle w:val="NormalWeb"/>
+        <w:rPr>
+          <w:ins w:id="1" w:author="Josef M Sabuda" w:date="2016-02-14T20:14:00Z"/>
+        </w:rPr>
       </w:pPr>
       <w:r>
         <w:t xml:space="preserve">After </w:t>
@@ -309,6 +310,85 @@
     <w:p>
       <w:pPr>
         <w:pStyle w:val="NormalWeb"/>
+        <w:ind w:left="1440"/>
+      </w:pPr>
+      <w:r>
+        <w:drawing>
+          <wp:inline distT="0" distB="0" distL="0" distR="0">
+            <wp:extent cx="3924300" cy="3057138"/>
+            <wp:effectExtent l="0" t="0" r="0" b="0"/>
+            <wp:docPr id="3" name="Picture 3" descr="https://upload.wikimedia.org/wikipedia/commons/f/fd/First_JATO_assisted_Flight_-_GPN-2000-001538.jpg"/>
+            <wp:cNvGraphicFramePr>
+              <a:graphicFrameLocks xmlns:a="http://schemas.openxmlformats.org/drawingml/2006/main" noChangeAspect="1"/>
+            </wp:cNvGraphicFramePr>
+            <a:graphic xmlns:a="http://schemas.openxmlformats.org/drawingml/2006/main">
+              <a:graphicData uri="http://schemas.openxmlformats.org/drawingml/2006/picture">
+                <pic:pic xmlns:pic="http://schemas.openxmlformats.org/drawingml/2006/picture">
+                  <pic:nvPicPr>
+                    <pic:cNvPr id="0" name="Picture 1" descr="https://upload.wikimedia.org/wikipedia/commons/f/fd/First_JATO_assisted_Flight_-_GPN-2000-001538.jpg"/>
+                    <pic:cNvPicPr>
+                      <a:picLocks noChangeAspect="1" noChangeArrowheads="1"/>
+                    </pic:cNvPicPr>
+                  </pic:nvPicPr>
+                  <pic:blipFill>
+                    <a:blip r:embed="rId6" cstate="print">
+                      <a:extLst>
+                        <a:ext uri="{28A0092B-C50C-407E-A947-70E740481C1C}">
+                          <a14:useLocalDpi xmlns:a14="http://schemas.microsoft.com/office/drawing/2010/main" val="0"/>
+                        </a:ext>
+                      </a:extLst>
+                    </a:blip>
+                    <a:srcRect/>
+                    <a:stretch>
+                      <a:fillRect/>
+                    </a:stretch>
+                  </pic:blipFill>
+                  <pic:spPr bwMode="auto">
+                    <a:xfrm>
+                      <a:off x="0" y="0"/>
+                      <a:ext cx="3938433" cy="3068148"/>
+                    </a:xfrm>
+                    <a:prstGeom prst="rect">
+                      <a:avLst/>
+                    </a:prstGeom>
+                    <a:noFill/>
+                    <a:ln>
+                      <a:noFill/>
+                    </a:ln>
+                  </pic:spPr>
+                </pic:pic>
+              </a:graphicData>
+            </a:graphic>
+          </wp:inline>
+        </w:drawing>
+      </w:r>
+    </w:p>
+    <w:p>
+      <w:pPr>
+        <w:pStyle w:val="NormalWeb"/>
+        <w:ind w:left="1440"/>
+      </w:pPr>
+      <w:r>
+        <w:tab/>
+      </w:r>
+      <w:r>
+        <w:tab/>
+      </w:r>
+      <w:r>
+        <w:tab/>
+      </w:r>
+      <w:bookmarkStart w:id="2" w:name="_GoBack"/>
+      <w:bookmarkEnd w:id="2"/>
+      <w:r>
+        <w:t>Jet Assisted Take Off</w:t>
+      </w:r>
+    </w:p>
+    <w:p>
+      <w:pPr>
+        <w:pStyle w:val="NormalWeb"/>
+        <w:rPr>
+          <w:ins w:id="3" w:author="Josef M Sabuda" w:date="2016-02-14T20:17:00Z"/>
+        </w:rPr>
       </w:pPr>
       <w:r>
         <w:t xml:space="preserve">He and a former graduate student (Frank </w:t>
@@ -428,6 +508,83 @@
     <w:p>
       <w:pPr>
         <w:pStyle w:val="NormalWeb"/>
+        <w:rPr>
+          <w:ins w:id="4" w:author="Josef M Sabuda" w:date="2016-02-14T20:13:00Z"/>
+        </w:rPr>
+      </w:pPr>
+    </w:p>
+    <w:p>
+      <w:pPr>
+        <w:pStyle w:val="NormalWeb"/>
+      </w:pPr>
+      <w:r>
+        <w:rPr>
+          <w:noProof/>
+        </w:rPr>
+        <w:drawing>
+          <wp:inline distT="0" distB="0" distL="0" distR="0" wp14:anchorId="3E498DD7" wp14:editId="20B2B325">
+            <wp:extent cx="5638577" cy="1059180"/>
+            <wp:effectExtent l="0" t="0" r="635" b="7620"/>
+            <wp:docPr id="1" name="Picture 1" descr="http://www.jpl.nasa.gov/assets/images/logo_nasa_trio_black@2x.png"/>
+            <wp:cNvGraphicFramePr>
+              <a:graphicFrameLocks xmlns:a="http://schemas.openxmlformats.org/drawingml/2006/main" noChangeAspect="1"/>
+            </wp:cNvGraphicFramePr>
+            <a:graphic xmlns:a="http://schemas.openxmlformats.org/drawingml/2006/main">
+              <a:graphicData uri="http://schemas.openxmlformats.org/drawingml/2006/picture">
+                <pic:pic xmlns:pic="http://schemas.openxmlformats.org/drawingml/2006/picture">
+                  <pic:nvPicPr>
+                    <pic:cNvPr id="0" name="Picture 3" descr="http://www.jpl.nasa.gov/assets/images/logo_nasa_trio_black@2x.png"/>
+                    <pic:cNvPicPr>
+                      <a:picLocks noChangeAspect="1" noChangeArrowheads="1"/>
+                    </pic:cNvPicPr>
+                  </pic:nvPicPr>
+                  <pic:blipFill>
+                    <a:blip r:embed="rId7">
+                      <a:extLst>
+                        <a:ext uri="{28A0092B-C50C-407E-A947-70E740481C1C}">
+                          <a14:useLocalDpi xmlns:a14="http://schemas.microsoft.com/office/drawing/2010/main" val="0"/>
+                        </a:ext>
+                      </a:extLst>
+                    </a:blip>
+                    <a:srcRect/>
+                    <a:stretch>
+                      <a:fillRect/>
+                    </a:stretch>
+                  </pic:blipFill>
+                  <pic:spPr bwMode="auto">
+                    <a:xfrm>
+                      <a:off x="0" y="0"/>
+                      <a:ext cx="5648375" cy="1061020"/>
+                    </a:xfrm>
+                    <a:prstGeom prst="rect">
+                      <a:avLst/>
+                    </a:prstGeom>
+                    <a:noFill/>
+                    <a:ln>
+                      <a:noFill/>
+                    </a:ln>
+                  </pic:spPr>
+                </pic:pic>
+              </a:graphicData>
+            </a:graphic>
+          </wp:inline>
+        </w:drawing>
+      </w:r>
+    </w:p>
+    <w:p>
+      <w:pPr>
+        <w:pStyle w:val="NormalWeb"/>
+        <w:rPr>
+          <w:ins w:id="5" w:author="Josef M Sabuda" w:date="2016-02-14T20:17:00Z"/>
+        </w:rPr>
+      </w:pPr>
+    </w:p>
+    <w:p>
+      <w:pPr>
+        <w:pStyle w:val="NormalWeb"/>
+        <w:rPr>
+          <w:ins w:id="6" w:author="Josef M Sabuda" w:date="2016-02-14T20:16:00Z"/>
+        </w:rPr>
       </w:pPr>
       <w:r>
         <w:t xml:space="preserve">After </w:t>
@@ -472,7 +629,11 @@
         <w:t>á</w:t>
       </w:r>
       <w:r>
-        <w:t xml:space="preserve">n was instrumental in recognizing its importance for both faster and more efficient flight. </w:t>
+        <w:t xml:space="preserve">n was </w:t>
+      </w:r>
+      <w:r>
+        <w:lastRenderedPageBreak/>
+        <w:t xml:space="preserve">instrumental in recognizing its importance for both faster and more efficient flight. </w:t>
       </w:r>
       <w:r>
         <w:t>T</w:t>
@@ -496,6 +657,68 @@
     <w:p>
       <w:pPr>
         <w:pStyle w:val="NormalWeb"/>
+        <w:ind w:left="720" w:firstLine="720"/>
+      </w:pPr>
+      <w:r>
+        <w:t xml:space="preserve">     </w:t>
+      </w:r>
+      <w:r>
+        <w:t xml:space="preserve"> </w:t>
+      </w:r>
+      <w:r>
+        <w:drawing>
+          <wp:inline distT="0" distB="0" distL="0" distR="0" wp14:anchorId="0C671162" wp14:editId="69129BFD">
+            <wp:extent cx="3786286" cy="2425432"/>
+            <wp:effectExtent l="0" t="0" r="5080" b="0"/>
+            <wp:docPr id="4" name="Picture 4" descr="https://upload.wikimedia.org/wikipedia/commons/3/35/Aspect.ratio.b52.arp.jpg"/>
+            <wp:cNvGraphicFramePr>
+              <a:graphicFrameLocks xmlns:a="http://schemas.openxmlformats.org/drawingml/2006/main" noChangeAspect="1"/>
+            </wp:cNvGraphicFramePr>
+            <a:graphic xmlns:a="http://schemas.openxmlformats.org/drawingml/2006/main">
+              <a:graphicData uri="http://schemas.openxmlformats.org/drawingml/2006/picture">
+                <pic:pic xmlns:pic="http://schemas.openxmlformats.org/drawingml/2006/picture">
+                  <pic:nvPicPr>
+                    <pic:cNvPr id="0" name="Picture 3" descr="https://upload.wikimedia.org/wikipedia/commons/3/35/Aspect.ratio.b52.arp.jpg"/>
+                    <pic:cNvPicPr>
+                      <a:picLocks noChangeAspect="1" noChangeArrowheads="1"/>
+                    </pic:cNvPicPr>
+                  </pic:nvPicPr>
+                  <pic:blipFill>
+                    <a:blip r:embed="rId8" cstate="print">
+                      <a:extLst>
+                        <a:ext uri="{28A0092B-C50C-407E-A947-70E740481C1C}">
+                          <a14:useLocalDpi xmlns:a14="http://schemas.microsoft.com/office/drawing/2010/main" val="0"/>
+                        </a:ext>
+                      </a:extLst>
+                    </a:blip>
+                    <a:srcRect/>
+                    <a:stretch>
+                      <a:fillRect/>
+                    </a:stretch>
+                  </pic:blipFill>
+                  <pic:spPr bwMode="auto">
+                    <a:xfrm>
+                      <a:off x="0" y="0"/>
+                      <a:ext cx="3808958" cy="2439955"/>
+                    </a:xfrm>
+                    <a:prstGeom prst="rect">
+                      <a:avLst/>
+                    </a:prstGeom>
+                    <a:noFill/>
+                    <a:ln>
+                      <a:noFill/>
+                    </a:ln>
+                  </pic:spPr>
+                </pic:pic>
+              </a:graphicData>
+            </a:graphic>
+          </wp:inline>
+        </w:drawing>
+      </w:r>
+    </w:p>
+    <w:p>
+      <w:pPr>
+        <w:pStyle w:val="NormalWeb"/>
       </w:pPr>
       <w:r>
         <w:t>After officially retiring from his Caltech positions in 1949, von Kármán</w:t>
@@ -525,6 +748,66 @@
     <w:p>
       <w:pPr>
         <w:pStyle w:val="NormalWeb"/>
+        <w:ind w:left="540" w:right="540"/>
+        <w:jc w:val="center"/>
+      </w:pPr>
+      <w:r>
+        <w:drawing>
+          <wp:inline distT="0" distB="0" distL="0" distR="0">
+            <wp:extent cx="3329940" cy="2095500"/>
+            <wp:effectExtent l="0" t="0" r="3810" b="0"/>
+            <wp:docPr id="5" name="Picture 5" descr="https://www.nsf.gov/news/mmg/media/images/medal_of_science_f_f6d6ba16-2fe6-429e-8ef9-06f61378a3c1.jpg"/>
+            <wp:cNvGraphicFramePr>
+              <a:graphicFrameLocks xmlns:a="http://schemas.openxmlformats.org/drawingml/2006/main" noChangeAspect="1"/>
+            </wp:cNvGraphicFramePr>
+            <a:graphic xmlns:a="http://schemas.openxmlformats.org/drawingml/2006/main">
+              <a:graphicData uri="http://schemas.openxmlformats.org/drawingml/2006/picture">
+                <pic:pic xmlns:pic="http://schemas.openxmlformats.org/drawingml/2006/picture">
+                  <pic:nvPicPr>
+                    <pic:cNvPr id="0" name="Picture 5" descr="https://www.nsf.gov/news/mmg/media/images/medal_of_science_f_f6d6ba16-2fe6-429e-8ef9-06f61378a3c1.jpg"/>
+                    <pic:cNvPicPr>
+                      <a:picLocks noChangeAspect="1" noChangeArrowheads="1"/>
+                    </pic:cNvPicPr>
+                  </pic:nvPicPr>
+                  <pic:blipFill>
+                    <a:blip r:embed="rId9">
+                      <a:extLst>
+                        <a:ext uri="{28A0092B-C50C-407E-A947-70E740481C1C}">
+                          <a14:useLocalDpi xmlns:a14="http://schemas.microsoft.com/office/drawing/2010/main" val="0"/>
+                        </a:ext>
+                      </a:extLst>
+                    </a:blip>
+                    <a:srcRect/>
+                    <a:stretch>
+                      <a:fillRect/>
+                    </a:stretch>
+                  </pic:blipFill>
+                  <pic:spPr bwMode="auto">
+                    <a:xfrm>
+                      <a:off x="0" y="0"/>
+                      <a:ext cx="3329940" cy="2095500"/>
+                    </a:xfrm>
+                    <a:prstGeom prst="rect">
+                      <a:avLst/>
+                    </a:prstGeom>
+                    <a:noFill/>
+                    <a:ln>
+                      <a:noFill/>
+                    </a:ln>
+                  </pic:spPr>
+                </pic:pic>
+              </a:graphicData>
+            </a:graphic>
+          </wp:inline>
+        </w:drawing>
+      </w:r>
+    </w:p>
+    <w:p>
+      <w:pPr>
+        <w:pStyle w:val="NormalWeb"/>
+        <w:rPr>
+          <w:ins w:id="7" w:author="Josef M Sabuda" w:date="2016-02-14T20:19:00Z"/>
+        </w:rPr>
       </w:pPr>
       <w:r>
         <w:t>Von K</w:t>
@@ -653,13 +936,70 @@
     <w:p>
       <w:pPr>
         <w:pStyle w:val="NormalWeb"/>
+        <w:jc w:val="center"/>
+      </w:pPr>
+      <w:r>
+        <w:lastRenderedPageBreak/>
+        <w:drawing>
+          <wp:inline distT="0" distB="0" distL="0" distR="0">
+            <wp:extent cx="2377440" cy="708660"/>
+            <wp:effectExtent l="0" t="0" r="3810" b="0"/>
+            <wp:docPr id="6" name="Picture 6" descr="http://image2.findagrave.com/photos250/photos/2004/231/7936_109293156405.jpg"/>
+            <wp:cNvGraphicFramePr>
+              <a:graphicFrameLocks xmlns:a="http://schemas.openxmlformats.org/drawingml/2006/main" noChangeAspect="1"/>
+            </wp:cNvGraphicFramePr>
+            <a:graphic xmlns:a="http://schemas.openxmlformats.org/drawingml/2006/main">
+              <a:graphicData uri="http://schemas.openxmlformats.org/drawingml/2006/picture">
+                <pic:pic xmlns:pic="http://schemas.openxmlformats.org/drawingml/2006/picture">
+                  <pic:nvPicPr>
+                    <pic:cNvPr id="0" name="Picture 7" descr="http://image2.findagrave.com/photos250/photos/2004/231/7936_109293156405.jpg"/>
+                    <pic:cNvPicPr>
+                      <a:picLocks noChangeAspect="1" noChangeArrowheads="1"/>
+                    </pic:cNvPicPr>
+                  </pic:nvPicPr>
+                  <pic:blipFill>
+                    <a:blip r:embed="rId10">
+                      <a:extLst>
+                        <a:ext uri="{28A0092B-C50C-407E-A947-70E740481C1C}">
+                          <a14:useLocalDpi xmlns:a14="http://schemas.microsoft.com/office/drawing/2010/main" val="0"/>
+                        </a:ext>
+                      </a:extLst>
+                    </a:blip>
+                    <a:srcRect/>
+                    <a:stretch>
+                      <a:fillRect/>
+                    </a:stretch>
+                  </pic:blipFill>
+                  <pic:spPr bwMode="auto">
+                    <a:xfrm>
+                      <a:off x="0" y="0"/>
+                      <a:ext cx="2377440" cy="708660"/>
+                    </a:xfrm>
+                    <a:prstGeom prst="rect">
+                      <a:avLst/>
+                    </a:prstGeom>
+                    <a:noFill/>
+                    <a:ln>
+                      <a:noFill/>
+                    </a:ln>
+                  </pic:spPr>
+                </pic:pic>
+              </a:graphicData>
+            </a:graphic>
+          </wp:inline>
+        </w:drawing>
+      </w:r>
+    </w:p>
+    <w:p>
+      <w:pPr>
+        <w:pStyle w:val="NormalWeb"/>
       </w:pPr>
       <w:r>
         <w:t xml:space="preserve">For more on Theodore von Karman: </w:t>
       </w:r>
     </w:p>
     <w:p>
-      <w:hyperlink r:id="rId5" w:history="1">
+      <w:hyperlink r:id="rId11" w:history="1">
         <w:r>
           <w:rPr>
             <w:rStyle w:val="Hyperlink"/>
@@ -669,7 +1009,7 @@
       </w:hyperlink>
     </w:p>
     <w:p>
-      <w:hyperlink r:id="rId6" w:history="1">
+      <w:hyperlink r:id="rId12" w:history="1">
         <w:r>
           <w:rPr>
             <w:rStyle w:val="Hyperlink"/>
@@ -1098,7 +1438,6 @@
   <w:style w:type="character" w:default="1" w:styleId="DefaultParagraphFont">
     <w:name w:val="Default Paragraph Font"/>
     <w:uiPriority w:val="1"/>
-    <w:semiHidden/>
     <w:unhideWhenUsed/>
   </w:style>
   <w:style w:type="table" w:default="1" w:styleId="TableNormal">
@@ -1441,4 +1780,16 @@
     </a:ext>
   </a:extLst>
 </a:theme>
+</file>
+
+<file path=customXml/item1.xml><?xml version="1.0" encoding="utf-8"?>
+<b:Sources xmlns:b="http://schemas.openxmlformats.org/officeDocument/2006/bibliography" xmlns="http://schemas.openxmlformats.org/officeDocument/2006/bibliography" SelectedStyle="\APASixthEditionOfficeOnline.xsl" StyleName="APA" Version="6"/>
+</file>
+
+<file path=customXml/itemProps1.xml><?xml version="1.0" encoding="utf-8"?>
+<ds:datastoreItem xmlns:ds="http://schemas.openxmlformats.org/officeDocument/2006/customXml" ds:itemID="{92971BA1-0C69-4A63-A763-8BA912BF60A8}">
+  <ds:schemaRefs>
+    <ds:schemaRef ds:uri="http://schemas.openxmlformats.org/officeDocument/2006/bibliography"/>
+  </ds:schemaRefs>
+</ds:datastoreItem>
 </file>
--- a/files/Theodore von K.docx
+++ b/files/Theodore von K.docx
@@ -4,63 +4,32 @@
   <w:body>
     <w:p>
       <w:pPr>
-        <w:pStyle w:val="NormalWeb"/>
+        <w:rPr>
+          <w:sz w:val="72"/>
+          <w:szCs w:val="72"/>
+        </w:rPr>
+      </w:pPr>
+      <w:r>
+        <w:rPr>
+          <w:sz w:val="72"/>
+          <w:szCs w:val="72"/>
+        </w:rPr>
+        <w:t>……………………………………………………………………………………………………….</w:t>
+      </w:r>
+    </w:p>
+    <w:p>
+      <w:pPr>
         <w:jc w:val="center"/>
-        <w:rPr>
-          <w:ins w:id="0" w:author="Josef M Sabuda" w:date="2016-02-09T09:44:00Z"/>
-        </w:rPr>
-      </w:pPr>
-      <w:r>
-        <w:rPr>
-          <w:b/>
-        </w:rPr>
-        <w:t xml:space="preserve">Theodore von </w:t>
-      </w:r>
-      <w:r>
-        <w:rPr>
-          <w:b/>
-        </w:rPr>
-        <w:t>K</w:t>
-      </w:r>
-      <w:r>
-        <w:rPr>
-          <w:b/>
-        </w:rPr>
-        <w:t>á</w:t>
-      </w:r>
-      <w:r>
-        <w:rPr>
-          <w:b/>
-        </w:rPr>
-        <w:t>rm</w:t>
-      </w:r>
-      <w:r>
-        <w:rPr>
-          <w:b/>
-        </w:rPr>
-        <w:t>á</w:t>
-      </w:r>
-      <w:r>
-        <w:rPr>
-          <w:b/>
-        </w:rPr>
-        <w:t>n</w:t>
-      </w:r>
+      </w:pPr>
       <w:r>
         <w:rPr>
           <w:noProof/>
         </w:rPr>
-        <w:t xml:space="preserve"> </w:t>
-      </w:r>
-      <w:r>
-        <w:rPr>
-          <w:noProof/>
-        </w:rPr>
         <w:drawing>
-          <wp:inline distT="0" distB="0" distL="0" distR="0" wp14:anchorId="3167CF7F" wp14:editId="76900A09">
-            <wp:extent cx="5943600" cy="4222115"/>
-            <wp:effectExtent l="0" t="0" r="0" b="6985"/>
-            <wp:docPr id="2" name="Picture 2"/>
+          <wp:inline distT="0" distB="0" distL="0" distR="0">
+            <wp:extent cx="5943600" cy="4675505"/>
+            <wp:effectExtent l="0" t="0" r="0" b="0"/>
+            <wp:docPr id="1" name="Picture 1"/>
             <wp:cNvGraphicFramePr>
               <a:graphicFrameLocks xmlns:a="http://schemas.openxmlformats.org/drawingml/2006/main" noChangeAspect="1"/>
             </wp:cNvGraphicFramePr>
@@ -68,11 +37,11 @@
               <a:graphicData uri="http://schemas.openxmlformats.org/drawingml/2006/picture">
                 <pic:pic xmlns:pic="http://schemas.openxmlformats.org/drawingml/2006/picture">
                   <pic:nvPicPr>
-                    <pic:cNvPr id="2" name="vk2.jpg"/>
+                    <pic:cNvPr id="1" name="Theodore_von_Karman_-_GPN-2000-001500.jpg"/>
                     <pic:cNvPicPr/>
                   </pic:nvPicPr>
                   <pic:blipFill>
-                    <a:blip r:embed="rId5">
+                    <a:blip r:embed="rId4" cstate="print">
                       <a:extLst>
                         <a:ext uri="{28A0092B-C50C-407E-A947-70E740481C1C}">
                           <a14:useLocalDpi xmlns:a14="http://schemas.microsoft.com/office/drawing/2010/main" val="0"/>
@@ -86,7 +55,7 @@
                   <pic:spPr>
                     <a:xfrm>
                       <a:off x="0" y="0"/>
-                      <a:ext cx="5943600" cy="4222115"/>
+                      <a:ext cx="5943600" cy="4675505"/>
                     </a:xfrm>
                     <a:prstGeom prst="rect">
                       <a:avLst/>
@@ -101,223 +70,138 @@
     </w:p>
     <w:p>
       <w:pPr>
-        <w:pStyle w:val="NormalWeb"/>
-      </w:pPr>
-      <w:r>
-        <w:t xml:space="preserve">Theodore von Kármán, after whom the </w:t>
-      </w:r>
-      <w:r>
-        <w:t>“</w:t>
-      </w:r>
-      <w:r>
-        <w:t>Kármán vortex street</w:t>
-      </w:r>
-      <w:r>
-        <w:t>”</w:t>
-      </w:r>
-      <w:r>
-        <w:t xml:space="preserve"> computed in many of these simulations is named, is regarded as one of the greatest aerodynamicists and </w:t>
+        <w:jc w:val="center"/>
+        <w:rPr>
+          <w:sz w:val="48"/>
+          <w:szCs w:val="48"/>
+        </w:rPr>
+      </w:pPr>
+      <w:r>
+        <w:rPr>
+          <w:sz w:val="48"/>
+          <w:szCs w:val="48"/>
+        </w:rPr>
+        <w:t>Theodore von Kármán</w:t>
+      </w:r>
+    </w:p>
+    <w:p>
+      <w:pPr>
+        <w:jc w:val="both"/>
+        <w:rPr>
+          <w:sz w:val="32"/>
+          <w:szCs w:val="32"/>
+        </w:rPr>
+      </w:pPr>
+      <w:r>
+        <w:rPr>
+          <w:sz w:val="32"/>
+          <w:szCs w:val="32"/>
+        </w:rPr>
+        <w:t xml:space="preserve">Theodore von Kármán, after whom the “Kármán vortex street” computed in many of these simulations is named, is regarded as one of </w:t>
+      </w:r>
+      <w:r>
+        <w:rPr>
+          <w:sz w:val="32"/>
+          <w:szCs w:val="32"/>
+        </w:rPr>
+        <w:lastRenderedPageBreak/>
+        <w:t xml:space="preserve">the greatest aerodynamicists and </w:t>
       </w:r>
       <w:proofErr w:type="spellStart"/>
       <w:r>
+        <w:rPr>
+          <w:sz w:val="32"/>
+          <w:szCs w:val="32"/>
+        </w:rPr>
         <w:t>mechanicians</w:t>
       </w:r>
       <w:proofErr w:type="spellEnd"/>
       <w:r>
-        <w:t xml:space="preserve"> of the twentieth century. </w:t>
-      </w:r>
-    </w:p>
-    <w:p>
-      <w:pPr>
-        <w:pStyle w:val="NormalWeb"/>
-      </w:pPr>
-      <w:r>
-        <w:t xml:space="preserve">Born May 11, 1881 in Budapest, Hungary, von Kármán displayed exceptional mathematical abilities at a young age. </w:t>
-      </w:r>
-      <w:r>
-        <w:t>H</w:t>
-      </w:r>
-      <w:r>
-        <w:t>e attended a model secondary school for gifted children, started by his father, called the “</w:t>
+        <w:rPr>
+          <w:sz w:val="32"/>
+          <w:szCs w:val="32"/>
+        </w:rPr>
+        <w:t xml:space="preserve"> of the twentieth century.</w:t>
+      </w:r>
+    </w:p>
+    <w:p>
+      <w:pPr>
+        <w:jc w:val="both"/>
+        <w:rPr>
+          <w:sz w:val="32"/>
+          <w:szCs w:val="32"/>
+        </w:rPr>
+      </w:pPr>
+      <w:r>
+        <w:rPr>
+          <w:sz w:val="32"/>
+          <w:szCs w:val="32"/>
+        </w:rPr>
+        <w:t>Born May 11, 1881 in Budapest, Hungary, von Kármán displayed exceptional mathematical abilities at a young age. He attended a model secondary school for gifted children, started by his father, called the “</w:t>
       </w:r>
       <w:proofErr w:type="spellStart"/>
       <w:r>
+        <w:rPr>
+          <w:sz w:val="32"/>
+          <w:szCs w:val="32"/>
+        </w:rPr>
         <w:t>Minta</w:t>
       </w:r>
       <w:proofErr w:type="spellEnd"/>
       <w:r>
-        <w:t xml:space="preserve"> Gymnasium” where </w:t>
-      </w:r>
-      <w:r>
-        <w:t xml:space="preserve">(later) one of the </w:t>
-      </w:r>
-      <w:r>
-        <w:t xml:space="preserve">other pupils </w:t>
-      </w:r>
-      <w:r>
-        <w:t>was</w:t>
-      </w:r>
-      <w:r>
-        <w:t xml:space="preserve"> Edward Teller, </w:t>
-      </w:r>
-      <w:r>
-        <w:t xml:space="preserve">popularly known as the </w:t>
-      </w:r>
-      <w:r>
-        <w:t>“</w:t>
-      </w:r>
-      <w:r>
-        <w:t>father of the hydrogen bomb</w:t>
-      </w:r>
-      <w:r>
-        <w:t>.”</w:t>
-      </w:r>
-    </w:p>
-    <w:p>
-      <w:pPr>
-        <w:pStyle w:val="NormalWeb"/>
-      </w:pPr>
-      <w:r>
-        <w:t xml:space="preserve">After graduating from Budapest’s </w:t>
-      </w:r>
-      <w:r>
-        <w:t>t</w:t>
-      </w:r>
-      <w:r>
-        <w:t xml:space="preserve">echnical </w:t>
-      </w:r>
-      <w:r>
-        <w:t>u</w:t>
-      </w:r>
-      <w:r>
-        <w:t xml:space="preserve">niversity with a degree in </w:t>
-      </w:r>
-      <w:r>
-        <w:t>m</w:t>
-      </w:r>
-      <w:r>
-        <w:t xml:space="preserve">echanical </w:t>
-      </w:r>
-      <w:r>
-        <w:t>e</w:t>
-      </w:r>
-      <w:r>
-        <w:t>ngineering in 1902, von K</w:t>
-      </w:r>
-      <w:r>
-        <w:t>á</w:t>
-      </w:r>
-      <w:r>
-        <w:t>rm</w:t>
-      </w:r>
-      <w:r>
-        <w:t>á</w:t>
-      </w:r>
-      <w:r>
-        <w:t>n moved to the University of Gottingen</w:t>
-      </w:r>
-      <w:r>
-        <w:t>, in Germany</w:t>
-      </w:r>
-      <w:r>
-        <w:t xml:space="preserve">. </w:t>
-      </w:r>
-      <w:r>
-        <w:t>After</w:t>
-      </w:r>
-      <w:r>
-        <w:t xml:space="preserve"> receiv</w:t>
-      </w:r>
-      <w:r>
-        <w:t>ing</w:t>
-      </w:r>
-      <w:r>
-        <w:t xml:space="preserve"> his </w:t>
-      </w:r>
-      <w:r>
-        <w:t>d</w:t>
-      </w:r>
-      <w:r>
-        <w:t>octorate in 1908</w:t>
-      </w:r>
-      <w:r>
-        <w:t>, he taught there for four</w:t>
-      </w:r>
-      <w:r>
-        <w:t xml:space="preserve"> years. </w:t>
-      </w:r>
-    </w:p>
-    <w:p>
-      <w:pPr>
-        <w:pStyle w:val="NormalWeb"/>
-        <w:rPr>
-          <w:ins w:id="1" w:author="Josef M Sabuda" w:date="2016-02-14T20:14:00Z"/>
-        </w:rPr>
-      </w:pPr>
-      <w:r>
-        <w:t xml:space="preserve">After </w:t>
-      </w:r>
-      <w:r>
-        <w:t>a brief appointment at a provincial mining academy in what is now Slovakia, in 1913, von Kármán received an appointment at the technical university of Aachen, in Germany, where he remained until 1930, except for a period of service in t</w:t>
-      </w:r>
-      <w:r>
-        <w:t xml:space="preserve">he Austro-Hungarian army during World War I, </w:t>
-      </w:r>
-      <w:r>
-        <w:t>an</w:t>
-      </w:r>
-      <w:r>
-        <w:t>d in the Hungarian Ministry of E</w:t>
-      </w:r>
-      <w:r>
-        <w:t xml:space="preserve">ducation during the short-lived postwar communist government.  In 1930, in part due to apprehension about the worsening political climate in Europe, </w:t>
-      </w:r>
-      <w:r>
-        <w:t>v</w:t>
-      </w:r>
-      <w:r>
-        <w:t>on K</w:t>
-      </w:r>
-      <w:r>
-        <w:t>á</w:t>
-      </w:r>
-      <w:r>
-        <w:t>rm</w:t>
-      </w:r>
-      <w:r>
-        <w:t>á</w:t>
-      </w:r>
-      <w:r>
-        <w:t xml:space="preserve">n </w:t>
-      </w:r>
-      <w:r>
-        <w:t>left Aachen to</w:t>
-      </w:r>
-      <w:r>
-        <w:t xml:space="preserve"> accept the directorship of the Guggenheim Aeronautical </w:t>
-      </w:r>
-      <w:r>
+        <w:rPr>
+          <w:sz w:val="32"/>
+          <w:szCs w:val="32"/>
+        </w:rPr>
+        <w:t xml:space="preserve"> Gymnasium” where (later) one of the other pupils was Edward Teller, popularly known as the “father of the hydrogen bomb.”</w:t>
+      </w:r>
+    </w:p>
+    <w:p>
+      <w:pPr>
+        <w:jc w:val="both"/>
+        <w:rPr>
+          <w:sz w:val="32"/>
+          <w:szCs w:val="32"/>
+        </w:rPr>
+      </w:pPr>
+      <w:r>
+        <w:rPr>
+          <w:sz w:val="32"/>
+          <w:szCs w:val="32"/>
+        </w:rPr>
+        <w:t>After graduating from Budapest’s technical university with a degree in mechanical engineering in 1902, von Kármán moved to the University of Gottingen, in Germany. After receiving his doctorate in 1908, he taught there for four years.</w:t>
+      </w:r>
+    </w:p>
+    <w:p>
+      <w:pPr>
+        <w:jc w:val="both"/>
+        <w:rPr>
+          <w:sz w:val="32"/>
+          <w:szCs w:val="32"/>
+        </w:rPr>
+      </w:pPr>
+      <w:r>
+        <w:rPr>
+          <w:sz w:val="32"/>
+          <w:szCs w:val="32"/>
+        </w:rPr>
+        <w:t>After a brief appointment at a provincial mining academy in what is now Slovakia, in 1913, von Kármán received an appointment at the technical university of Aachen, in Germany, where he remained until 1930, except for a period of service in the Austro-Hungarian army during World War I, and in the Hungarian Ministry of Education during the short-lived postwar communist government.  In 1930, in part due to apprehension about the worsening political climate in Europe, von Kármán left Aachen to accept the directorship of the Guggenheim Aeronautical Laboratory at the California Institute of Technology, where he had been spending roughly half of his time for several years.</w:t>
+      </w:r>
+    </w:p>
+    <w:p>
+      <w:pPr>
+        <w:jc w:val="center"/>
+      </w:pPr>
+      <w:r>
+        <w:rPr>
+          <w:noProof/>
+        </w:rPr>
         <w:lastRenderedPageBreak/>
-        <w:t>Laboratory at the California Institute of Technology</w:t>
-      </w:r>
-      <w:r>
-        <w:t>, where he had been spending roughly half of his time for several years</w:t>
-      </w:r>
-      <w:r>
-        <w:t xml:space="preserve">. </w:t>
-      </w:r>
-    </w:p>
-    <w:p>
-      <w:pPr>
-        <w:pStyle w:val="NormalWeb"/>
-        <w:ind w:left="1440"/>
-      </w:pPr>
-      <w:r>
         <w:drawing>
           <wp:inline distT="0" distB="0" distL="0" distR="0">
-            <wp:extent cx="3924300" cy="3057138"/>
-            <wp:effectExtent l="0" t="0" r="0" b="0"/>
-            <wp:docPr id="3" name="Picture 3" descr="https://upload.wikimedia.org/wikipedia/commons/f/fd/First_JATO_assisted_Flight_-_GPN-2000-001538.jpg"/>
+            <wp:extent cx="3901440" cy="3038856"/>
+            <wp:effectExtent l="0" t="0" r="3810" b="9525"/>
+            <wp:docPr id="2" name="Picture 2"/>
             <wp:cNvGraphicFramePr>
               <a:graphicFrameLocks xmlns:a="http://schemas.openxmlformats.org/drawingml/2006/main" noChangeAspect="1"/>
             </wp:cNvGraphicFramePr>
@@ -325,36 +209,29 @@
               <a:graphicData uri="http://schemas.openxmlformats.org/drawingml/2006/picture">
                 <pic:pic xmlns:pic="http://schemas.openxmlformats.org/drawingml/2006/picture">
                   <pic:nvPicPr>
-                    <pic:cNvPr id="0" name="Picture 1" descr="https://upload.wikimedia.org/wikipedia/commons/f/fd/First_JATO_assisted_Flight_-_GPN-2000-001538.jpg"/>
-                    <pic:cNvPicPr>
-                      <a:picLocks noChangeAspect="1" noChangeArrowheads="1"/>
-                    </pic:cNvPicPr>
+                    <pic:cNvPr id="2" name="First_JATO_assisted_Flight_-_GPN-2000-001538.jpg"/>
+                    <pic:cNvPicPr/>
                   </pic:nvPicPr>
                   <pic:blipFill>
-                    <a:blip r:embed="rId6" cstate="print">
+                    <a:blip r:embed="rId5" cstate="print">
                       <a:extLst>
                         <a:ext uri="{28A0092B-C50C-407E-A947-70E740481C1C}">
                           <a14:useLocalDpi xmlns:a14="http://schemas.microsoft.com/office/drawing/2010/main" val="0"/>
                         </a:ext>
                       </a:extLst>
                     </a:blip>
-                    <a:srcRect/>
                     <a:stretch>
                       <a:fillRect/>
                     </a:stretch>
                   </pic:blipFill>
-                  <pic:spPr bwMode="auto">
+                  <pic:spPr>
                     <a:xfrm>
                       <a:off x="0" y="0"/>
-                      <a:ext cx="3938433" cy="3068148"/>
+                      <a:ext cx="3901440" cy="3038856"/>
                     </a:xfrm>
                     <a:prstGeom prst="rect">
                       <a:avLst/>
                     </a:prstGeom>
-                    <a:noFill/>
-                    <a:ln>
-                      <a:noFill/>
-                    </a:ln>
                   </pic:spPr>
                 </pic:pic>
               </a:graphicData>
@@ -365,167 +242,103 @@
     </w:p>
     <w:p>
       <w:pPr>
-        <w:pStyle w:val="NormalWeb"/>
-        <w:ind w:left="1440"/>
-      </w:pPr>
-      <w:r>
-        <w:tab/>
-      </w:r>
-      <w:r>
-        <w:tab/>
-      </w:r>
-      <w:r>
-        <w:tab/>
-      </w:r>
-      <w:bookmarkStart w:id="2" w:name="_GoBack"/>
-      <w:bookmarkEnd w:id="2"/>
-      <w:r>
+        <w:jc w:val="center"/>
+        <w:rPr>
+          <w:sz w:val="40"/>
+          <w:szCs w:val="40"/>
+        </w:rPr>
+      </w:pPr>
+      <w:r>
+        <w:rPr>
+          <w:sz w:val="40"/>
+          <w:szCs w:val="40"/>
+        </w:rPr>
         <w:t>Jet Assisted Take Off</w:t>
       </w:r>
     </w:p>
     <w:p>
       <w:pPr>
-        <w:pStyle w:val="NormalWeb"/>
-        <w:rPr>
-          <w:ins w:id="3" w:author="Josef M Sabuda" w:date="2016-02-14T20:17:00Z"/>
-        </w:rPr>
-      </w:pPr>
-      <w:r>
+        <w:jc w:val="both"/>
+        <w:rPr>
+          <w:sz w:val="32"/>
+          <w:szCs w:val="32"/>
+        </w:rPr>
+      </w:pPr>
+      <w:r>
+        <w:rPr>
+          <w:sz w:val="32"/>
+          <w:szCs w:val="32"/>
+        </w:rPr>
         <w:t xml:space="preserve">He and a former graduate student (Frank </w:t>
       </w:r>
       <w:proofErr w:type="spellStart"/>
       <w:r>
+        <w:rPr>
+          <w:sz w:val="32"/>
+          <w:szCs w:val="32"/>
+        </w:rPr>
         <w:t>Malina</w:t>
       </w:r>
       <w:proofErr w:type="spellEnd"/>
       <w:r>
-        <w:t xml:space="preserve">) demonstrated the first long-burning solid rocket propellant.  </w:t>
-      </w:r>
-      <w:r>
-        <w:t>During World War</w:t>
-      </w:r>
-      <w:r>
-        <w:t xml:space="preserve"> II</w:t>
-      </w:r>
-      <w:r>
-        <w:t>, von K</w:t>
-      </w:r>
-      <w:r>
-        <w:t>á</w:t>
-      </w:r>
-      <w:r>
-        <w:t>rm</w:t>
-      </w:r>
-      <w:r>
-        <w:t>á</w:t>
-      </w:r>
-      <w:r>
-        <w:t>n was instrumental in the development of JATO, or Jet Assisted Take Off, which allowed aircraft to take off from shorter runways with the assistance of attached expendable rockets</w:t>
-      </w:r>
-      <w:r>
-        <w:t xml:space="preserve">, a leading producer of which was a company </w:t>
-      </w:r>
-      <w:r>
-        <w:t>(Aerojet</w:t>
-      </w:r>
-      <w:r>
-        <w:t xml:space="preserve"> Engineering Corporation</w:t>
-      </w:r>
-      <w:r>
-        <w:t xml:space="preserve">; now known as Aerojet </w:t>
+        <w:rPr>
+          <w:sz w:val="32"/>
+          <w:szCs w:val="32"/>
+        </w:rPr>
+        <w:t xml:space="preserve">) demonstrated the first long-burning solid rocket propellant.  During World War II, von Kármán was instrumental in the development of JATO, or Jet Assisted Take Off, which allowed aircraft to take off from shorter runways with the assistance of attached expendable rockets, a leading producer of which was a company (Aerojet Engineering Corporation; now known as Aerojet </w:t>
       </w:r>
       <w:proofErr w:type="spellStart"/>
       <w:r>
+        <w:rPr>
+          <w:sz w:val="32"/>
+          <w:szCs w:val="32"/>
+        </w:rPr>
         <w:t>Rocketdyne</w:t>
       </w:r>
       <w:proofErr w:type="spellEnd"/>
       <w:r>
-        <w:t xml:space="preserve">) </w:t>
-      </w:r>
-      <w:r>
-        <w:t xml:space="preserve">founded in March 1942 by </w:t>
-      </w:r>
-      <w:r>
-        <w:t>von Kármán</w:t>
-      </w:r>
-      <w:r>
-        <w:t xml:space="preserve">, </w:t>
+        <w:rPr>
+          <w:sz w:val="32"/>
+          <w:szCs w:val="32"/>
+        </w:rPr>
+        <w:t xml:space="preserve">) founded in March 1942 by von Kármán, </w:t>
       </w:r>
       <w:proofErr w:type="spellStart"/>
       <w:r>
+        <w:rPr>
+          <w:sz w:val="32"/>
+          <w:szCs w:val="32"/>
+        </w:rPr>
         <w:t>Malina</w:t>
       </w:r>
       <w:proofErr w:type="spellEnd"/>
       <w:r>
-        <w:t>,</w:t>
-      </w:r>
-      <w:r>
-        <w:t xml:space="preserve"> and several close associates</w:t>
-      </w:r>
-      <w:r>
-        <w:t xml:space="preserve">. </w:t>
-      </w:r>
-      <w:r>
-        <w:t xml:space="preserve"> In November 1943</w:t>
-      </w:r>
-      <w:r>
-        <w:t>, von K</w:t>
-      </w:r>
-      <w:r>
-        <w:t>á</w:t>
-      </w:r>
-      <w:r>
-        <w:t>rm</w:t>
-      </w:r>
-      <w:r>
-        <w:t>á</w:t>
-      </w:r>
-      <w:r>
-        <w:t xml:space="preserve">n </w:t>
-      </w:r>
-      <w:r>
-        <w:t>became the founding Director of the</w:t>
-      </w:r>
-      <w:r>
-        <w:t xml:space="preserve"> Jet Propulsion Laboratory</w:t>
-      </w:r>
-      <w:r>
-        <w:t xml:space="preserve"> (JPL), a government-owned</w:t>
-      </w:r>
-      <w:r>
-        <w:t>,</w:t>
-      </w:r>
-      <w:r>
-        <w:t xml:space="preserve"> Caltech-operated laboratory responsible for most of NASA's planetary exploration missions</w:t>
-      </w:r>
-      <w:r>
-        <w:t xml:space="preserve">. </w:t>
-      </w:r>
-      <w:r>
-        <w:t xml:space="preserve"> </w:t>
-      </w:r>
-    </w:p>
-    <w:p>
-      <w:pPr>
-        <w:pStyle w:val="NormalWeb"/>
-        <w:rPr>
-          <w:ins w:id="4" w:author="Josef M Sabuda" w:date="2016-02-14T20:13:00Z"/>
-        </w:rPr>
-      </w:pPr>
-    </w:p>
-    <w:p>
-      <w:pPr>
-        <w:pStyle w:val="NormalWeb"/>
+        <w:rPr>
+          <w:sz w:val="32"/>
+          <w:szCs w:val="32"/>
+        </w:rPr>
+        <w:t>, and several close associates.  In November 1943, von Kármán became the founding Director of the Jet Propulsion Laboratory (JPL), a government-owned, Caltech-operated laboratory responsible for most of NASA's planetary exploration missions.</w:t>
+      </w:r>
+    </w:p>
+    <w:p>
+      <w:pPr>
+        <w:jc w:val="both"/>
+      </w:pPr>
+    </w:p>
+    <w:p>
+      <w:pPr>
+        <w:jc w:val="center"/>
       </w:pPr>
       <w:r>
         <w:rPr>
           <w:noProof/>
         </w:rPr>
+        <w:lastRenderedPageBreak/>
         <w:drawing>
-          <wp:inline distT="0" distB="0" distL="0" distR="0" wp14:anchorId="3E498DD7" wp14:editId="20B2B325">
-            <wp:extent cx="5638577" cy="1059180"/>
-            <wp:effectExtent l="0" t="0" r="635" b="7620"/>
-            <wp:docPr id="1" name="Picture 1" descr="http://www.jpl.nasa.gov/assets/images/logo_nasa_trio_black@2x.png"/>
+          <wp:inline distT="0" distB="0" distL="0" distR="0">
+            <wp:extent cx="5080000" cy="1524000"/>
+            <wp:effectExtent l="0" t="0" r="6350" b="0"/>
+            <wp:docPr id="6" name="Picture 6"/>
             <wp:cNvGraphicFramePr>
               <a:graphicFrameLocks xmlns:a="http://schemas.openxmlformats.org/drawingml/2006/main" noChangeAspect="1"/>
             </wp:cNvGraphicFramePr>
@@ -533,36 +346,29 @@
               <a:graphicData uri="http://schemas.openxmlformats.org/drawingml/2006/picture">
                 <pic:pic xmlns:pic="http://schemas.openxmlformats.org/drawingml/2006/picture">
                   <pic:nvPicPr>
-                    <pic:cNvPr id="0" name="Picture 3" descr="http://www.jpl.nasa.gov/assets/images/logo_nasa_trio_black@2x.png"/>
-                    <pic:cNvPicPr>
-                      <a:picLocks noChangeAspect="1" noChangeArrowheads="1"/>
-                    </pic:cNvPicPr>
+                    <pic:cNvPr id="6" name="NASAJPLlogo.jpg"/>
+                    <pic:cNvPicPr/>
                   </pic:nvPicPr>
                   <pic:blipFill>
-                    <a:blip r:embed="rId7">
+                    <a:blip r:embed="rId6">
                       <a:extLst>
                         <a:ext uri="{28A0092B-C50C-407E-A947-70E740481C1C}">
                           <a14:useLocalDpi xmlns:a14="http://schemas.microsoft.com/office/drawing/2010/main" val="0"/>
                         </a:ext>
                       </a:extLst>
                     </a:blip>
-                    <a:srcRect/>
                     <a:stretch>
                       <a:fillRect/>
                     </a:stretch>
                   </pic:blipFill>
-                  <pic:spPr bwMode="auto">
+                  <pic:spPr>
                     <a:xfrm>
                       <a:off x="0" y="0"/>
-                      <a:ext cx="5648375" cy="1061020"/>
+                      <a:ext cx="5080000" cy="1524000"/>
                     </a:xfrm>
                     <a:prstGeom prst="rect">
                       <a:avLst/>
                     </a:prstGeom>
-                    <a:noFill/>
-                    <a:ln>
-                      <a:noFill/>
-                    </a:ln>
                   </pic:spPr>
                 </pic:pic>
               </a:graphicData>
@@ -573,104 +379,38 @@
     </w:p>
     <w:p>
       <w:pPr>
-        <w:pStyle w:val="NormalWeb"/>
-        <w:rPr>
-          <w:ins w:id="5" w:author="Josef M Sabuda" w:date="2016-02-14T20:17:00Z"/>
-        </w:rPr>
-      </w:pPr>
-    </w:p>
-    <w:p>
-      <w:pPr>
-        <w:pStyle w:val="NormalWeb"/>
-        <w:rPr>
-          <w:ins w:id="6" w:author="Josef M Sabuda" w:date="2016-02-14T20:16:00Z"/>
-        </w:rPr>
-      </w:pPr>
-      <w:r>
-        <w:t xml:space="preserve">After </w:t>
-      </w:r>
-      <w:r>
-        <w:t>World War II</w:t>
-      </w:r>
-      <w:r>
-        <w:t>, von K</w:t>
-      </w:r>
-      <w:r>
-        <w:t>á</w:t>
-      </w:r>
-      <w:r>
-        <w:t>rm</w:t>
-      </w:r>
-      <w:r>
-        <w:t>á</w:t>
-      </w:r>
-      <w:r>
-        <w:t>n worked on a number of important advances in aeronautics and aerospace engineering. One of the most important was the swept</w:t>
-      </w:r>
-      <w:r>
-        <w:t>-</w:t>
-      </w:r>
-      <w:r>
-        <w:t xml:space="preserve">back wing; </w:t>
-      </w:r>
-      <w:r>
-        <w:t xml:space="preserve">von </w:t>
-      </w:r>
-      <w:r>
-        <w:t>K</w:t>
-      </w:r>
-      <w:r>
-        <w:t>á</w:t>
-      </w:r>
-      <w:r>
-        <w:t>rm</w:t>
-      </w:r>
-      <w:r>
-        <w:t>á</w:t>
-      </w:r>
-      <w:r>
-        <w:t xml:space="preserve">n was </w:t>
-      </w:r>
-      <w:r>
-        <w:lastRenderedPageBreak/>
-        <w:t xml:space="preserve">instrumental in recognizing its importance for both faster and more efficient flight. </w:t>
-      </w:r>
-      <w:r>
-        <w:t>T</w:t>
-      </w:r>
-      <w:r>
-        <w:t>he swept</w:t>
-      </w:r>
-      <w:r>
-        <w:t>-</w:t>
-      </w:r>
-      <w:r>
-        <w:t xml:space="preserve">back wing is found on </w:t>
-      </w:r>
-      <w:r>
-        <w:t>virtually all</w:t>
-      </w:r>
-      <w:r>
-        <w:t xml:space="preserve"> jet aircraft.</w:t>
-      </w:r>
-    </w:p>
-    <w:p>
-      <w:pPr>
-        <w:pStyle w:val="NormalWeb"/>
-        <w:ind w:left="720" w:firstLine="720"/>
-      </w:pPr>
-      <w:r>
-        <w:t xml:space="preserve">     </w:t>
-      </w:r>
-      <w:r>
-        <w:t xml:space="preserve"> </w:t>
-      </w:r>
-      <w:r>
+        <w:jc w:val="both"/>
+      </w:pPr>
+    </w:p>
+    <w:p>
+      <w:pPr>
+        <w:jc w:val="both"/>
+        <w:rPr>
+          <w:sz w:val="32"/>
+          <w:szCs w:val="32"/>
+        </w:rPr>
+      </w:pPr>
+      <w:r>
+        <w:rPr>
+          <w:sz w:val="32"/>
+          <w:szCs w:val="32"/>
+        </w:rPr>
+        <w:t>After World War II, von Kármán worked on a number of important advances in aeronautics and aerospace engineering. One of the most important was the swept-back wing; von Kármán was instrumental in recognizing its importance for both faster and more efficient flight. The swept-back wing is found on virtually all jet aircraft.</w:t>
+      </w:r>
+    </w:p>
+    <w:p>
+      <w:pPr>
+        <w:jc w:val="center"/>
+      </w:pPr>
+      <w:r>
+        <w:rPr>
+          <w:noProof/>
+        </w:rPr>
         <w:drawing>
-          <wp:inline distT="0" distB="0" distL="0" distR="0" wp14:anchorId="0C671162" wp14:editId="69129BFD">
-            <wp:extent cx="3786286" cy="2425432"/>
-            <wp:effectExtent l="0" t="0" r="5080" b="0"/>
-            <wp:docPr id="4" name="Picture 4" descr="https://upload.wikimedia.org/wikipedia/commons/3/35/Aspect.ratio.b52.arp.jpg"/>
+          <wp:inline distT="0" distB="0" distL="0" distR="0">
+            <wp:extent cx="4594860" cy="2945130"/>
+            <wp:effectExtent l="0" t="0" r="0" b="7620"/>
+            <wp:docPr id="4" name="Picture 4"/>
             <wp:cNvGraphicFramePr>
               <a:graphicFrameLocks xmlns:a="http://schemas.openxmlformats.org/drawingml/2006/main" noChangeAspect="1"/>
             </wp:cNvGraphicFramePr>
@@ -678,36 +418,29 @@
               <a:graphicData uri="http://schemas.openxmlformats.org/drawingml/2006/picture">
                 <pic:pic xmlns:pic="http://schemas.openxmlformats.org/drawingml/2006/picture">
                   <pic:nvPicPr>
-                    <pic:cNvPr id="0" name="Picture 3" descr="https://upload.wikimedia.org/wikipedia/commons/3/35/Aspect.ratio.b52.arp.jpg"/>
-                    <pic:cNvPicPr>
-                      <a:picLocks noChangeAspect="1" noChangeArrowheads="1"/>
-                    </pic:cNvPicPr>
+                    <pic:cNvPr id="4" name="Boeing_B-52H_Aspect_ratio.jpg"/>
+                    <pic:cNvPicPr/>
                   </pic:nvPicPr>
                   <pic:blipFill>
-                    <a:blip r:embed="rId8" cstate="print">
+                    <a:blip r:embed="rId7" cstate="print">
                       <a:extLst>
                         <a:ext uri="{28A0092B-C50C-407E-A947-70E740481C1C}">
                           <a14:useLocalDpi xmlns:a14="http://schemas.microsoft.com/office/drawing/2010/main" val="0"/>
                         </a:ext>
                       </a:extLst>
                     </a:blip>
-                    <a:srcRect/>
                     <a:stretch>
                       <a:fillRect/>
                     </a:stretch>
                   </pic:blipFill>
-                  <pic:spPr bwMode="auto">
+                  <pic:spPr>
                     <a:xfrm>
                       <a:off x="0" y="0"/>
-                      <a:ext cx="3808958" cy="2439955"/>
+                      <a:ext cx="4594860" cy="2945130"/>
                     </a:xfrm>
                     <a:prstGeom prst="rect">
                       <a:avLst/>
                     </a:prstGeom>
-                    <a:noFill/>
-                    <a:ln>
-                      <a:noFill/>
-                    </a:ln>
                   </pic:spPr>
                 </pic:pic>
               </a:graphicData>
@@ -718,45 +451,69 @@
     </w:p>
     <w:p>
       <w:pPr>
-        <w:pStyle w:val="NormalWeb"/>
-      </w:pPr>
-      <w:r>
-        <w:t>After officially retiring from his Caltech positions in 1949, von Kármán</w:t>
-      </w:r>
-      <w:r>
-        <w:t xml:space="preserve"> became a much sought after consultant to a number of industrial concerns and government agencies.  He was the first recipient of the National Medal of Science in 1963 from President John F. Kennedy, with the citation reading:</w:t>
-      </w:r>
-    </w:p>
-    <w:p>
-      <w:pPr>
-        <w:pStyle w:val="NormalWeb"/>
-        <w:ind w:left="540" w:right="540"/>
-      </w:pPr>
-      <w:r>
-        <w:t>“</w:t>
-      </w:r>
-      <w:r>
-        <w:t>For his leadership in the science and engineering basic to aeronautics; for his effective teaching and related contributions in many fields of mechanics, for his distinguished counsel to the Armed Services, and for his promoting international cooperation in science and engineering.</w:t>
-      </w:r>
-      <w:r>
-        <w:t>”</w:t>
-      </w:r>
-      <w:r>
-        <w:t xml:space="preserve"> </w:t>
-      </w:r>
-    </w:p>
-    <w:p>
-      <w:pPr>
-        <w:pStyle w:val="NormalWeb"/>
-        <w:ind w:left="540" w:right="540"/>
         <w:jc w:val="center"/>
-      </w:pPr>
-      <w:r>
+        <w:rPr>
+          <w:sz w:val="40"/>
+          <w:szCs w:val="40"/>
+        </w:rPr>
+      </w:pPr>
+      <w:r>
+        <w:rPr>
+          <w:sz w:val="40"/>
+          <w:szCs w:val="40"/>
+        </w:rPr>
+        <w:t xml:space="preserve">The Swept-Back </w:t>
+      </w:r>
+      <w:r>
+        <w:rPr>
+          <w:sz w:val="40"/>
+          <w:szCs w:val="40"/>
+        </w:rPr>
+        <w:t>Wing of a B-52</w:t>
+      </w:r>
+    </w:p>
+    <w:p>
+      <w:pPr>
+        <w:jc w:val="both"/>
+        <w:rPr>
+          <w:sz w:val="32"/>
+          <w:szCs w:val="32"/>
+        </w:rPr>
+      </w:pPr>
+      <w:r>
+        <w:rPr>
+          <w:sz w:val="32"/>
+          <w:szCs w:val="32"/>
+        </w:rPr>
+        <w:t>After officially retiring from his Caltech positions in 1949, von Kármán became a much sought after consultant to a number of industrial concerns and government agencies.  He was the first recipient of the National Medal of Science in 1963 from President John F. Kennedy, with the citation reading:</w:t>
+      </w:r>
+    </w:p>
+    <w:p>
+      <w:pPr>
+        <w:jc w:val="center"/>
+      </w:pPr>
+      <w:r>
+        <w:rPr>
+          <w:sz w:val="32"/>
+          <w:szCs w:val="32"/>
+        </w:rPr>
+        <w:lastRenderedPageBreak/>
+        <w:t>“For his leadership in the science and engineering basic to aeronautics; for his effective teaching and related contributions in many fields of mechanics, for his distinguished counsel to the Armed Services, and for his promoting international cooperation in science and engineering.”</w:t>
+      </w:r>
+    </w:p>
+    <w:p>
+      <w:pPr>
+        <w:jc w:val="center"/>
+      </w:pPr>
+      <w:r>
+        <w:rPr>
+          <w:noProof/>
+        </w:rPr>
         <w:drawing>
           <wp:inline distT="0" distB="0" distL="0" distR="0">
-            <wp:extent cx="3329940" cy="2095500"/>
-            <wp:effectExtent l="0" t="0" r="3810" b="0"/>
-            <wp:docPr id="5" name="Picture 5" descr="https://www.nsf.gov/news/mmg/media/images/medal_of_science_f_f6d6ba16-2fe6-429e-8ef9-06f61378a3c1.jpg"/>
+            <wp:extent cx="3284220" cy="3116500"/>
+            <wp:effectExtent l="0" t="0" r="0" b="8255"/>
+            <wp:docPr id="3" name="Picture 3"/>
             <wp:cNvGraphicFramePr>
               <a:graphicFrameLocks xmlns:a="http://schemas.openxmlformats.org/drawingml/2006/main" noChangeAspect="1"/>
             </wp:cNvGraphicFramePr>
@@ -764,10 +521,120 @@
               <a:graphicData uri="http://schemas.openxmlformats.org/drawingml/2006/picture">
                 <pic:pic xmlns:pic="http://schemas.openxmlformats.org/drawingml/2006/picture">
                   <pic:nvPicPr>
-                    <pic:cNvPr id="0" name="Picture 5" descr="https://www.nsf.gov/news/mmg/media/images/medal_of_science_f_f6d6ba16-2fe6-429e-8ef9-06f61378a3c1.jpg"/>
-                    <pic:cNvPicPr>
-                      <a:picLocks noChangeAspect="1" noChangeArrowheads="1"/>
-                    </pic:cNvPicPr>
+                    <pic:cNvPr id="3" name="National_Medal_of_Science.jpg"/>
+                    <pic:cNvPicPr/>
+                  </pic:nvPicPr>
+                  <pic:blipFill>
+                    <a:blip r:embed="rId8">
+                      <a:extLst>
+                        <a:ext uri="{28A0092B-C50C-407E-A947-70E740481C1C}">
+                          <a14:useLocalDpi xmlns:a14="http://schemas.microsoft.com/office/drawing/2010/main" val="0"/>
+                        </a:ext>
+                      </a:extLst>
+                    </a:blip>
+                    <a:stretch>
+                      <a:fillRect/>
+                    </a:stretch>
+                  </pic:blipFill>
+                  <pic:spPr>
+                    <a:xfrm>
+                      <a:off x="0" y="0"/>
+                      <a:ext cx="3305651" cy="3136836"/>
+                    </a:xfrm>
+                    <a:prstGeom prst="rect">
+                      <a:avLst/>
+                    </a:prstGeom>
+                  </pic:spPr>
+                </pic:pic>
+              </a:graphicData>
+            </a:graphic>
+          </wp:inline>
+        </w:drawing>
+      </w:r>
+    </w:p>
+    <w:p>
+      <w:pPr>
+        <w:jc w:val="center"/>
+        <w:rPr>
+          <w:sz w:val="40"/>
+          <w:szCs w:val="40"/>
+        </w:rPr>
+      </w:pPr>
+      <w:r>
+        <w:rPr>
+          <w:sz w:val="40"/>
+          <w:szCs w:val="40"/>
+        </w:rPr>
+        <w:t>The National Medal of Science</w:t>
+      </w:r>
+    </w:p>
+    <w:p>
+      <w:pPr>
+        <w:jc w:val="both"/>
+        <w:rPr>
+          <w:sz w:val="32"/>
+          <w:szCs w:val="32"/>
+        </w:rPr>
+      </w:pPr>
+      <w:r>
+        <w:rPr>
+          <w:sz w:val="32"/>
+          <w:szCs w:val="32"/>
+        </w:rPr>
+        <w:t xml:space="preserve">Von Kármán never married, and lived with his sister Josephine until his death. The de Karman graduate student fellowships at Caltech were endowed by him in honor of his sister, and are called the “de Karman” fellowships and not the “von </w:t>
+      </w:r>
+      <w:r>
+        <w:rPr>
+          <w:sz w:val="32"/>
+          <w:szCs w:val="32"/>
+        </w:rPr>
+        <w:t>Kármán</w:t>
+      </w:r>
+      <w:r>
+        <w:rPr>
+          <w:sz w:val="32"/>
+          <w:szCs w:val="32"/>
+        </w:rPr>
+        <w:t>” fellowships because after coming to the United States, Josephine legally changed her name to de Karman.  Von Kármán died May 6, 1963 at the age of 81 while on a visit to Aachen</w:t>
+      </w:r>
+      <w:r>
+        <w:rPr>
+          <w:sz w:val="32"/>
+          <w:szCs w:val="32"/>
+        </w:rPr>
+        <w:t>, Germany</w:t>
+      </w:r>
+      <w:r>
+        <w:rPr>
+          <w:sz w:val="32"/>
+          <w:szCs w:val="32"/>
+        </w:rPr>
+        <w:t>.</w:t>
+      </w:r>
+    </w:p>
+    <w:p>
+      <w:pPr>
+        <w:jc w:val="center"/>
+      </w:pPr>
+      <w:r>
+        <w:rPr>
+          <w:noProof/>
+        </w:rPr>
+        <w:lastRenderedPageBreak/>
+        <w:drawing>
+          <wp:inline distT="0" distB="0" distL="0" distR="0">
+            <wp:extent cx="5943600" cy="2797175"/>
+            <wp:effectExtent l="0" t="0" r="0" b="3175"/>
+            <wp:docPr id="5" name="Picture 5"/>
+            <wp:cNvGraphicFramePr>
+              <a:graphicFrameLocks xmlns:a="http://schemas.openxmlformats.org/drawingml/2006/main" noChangeAspect="1"/>
+            </wp:cNvGraphicFramePr>
+            <a:graphic xmlns:a="http://schemas.openxmlformats.org/drawingml/2006/main">
+              <a:graphicData uri="http://schemas.openxmlformats.org/drawingml/2006/picture">
+                <pic:pic xmlns:pic="http://schemas.openxmlformats.org/drawingml/2006/picture">
+                  <pic:nvPicPr>
+                    <pic:cNvPr id="5" name="quote-science-is-the-study-of-what-is-engineering-builds-what-will-be-the-scientist-merely-theodore-von-karman-146-51-75.jpg"/>
+                    <pic:cNvPicPr/>
                   </pic:nvPicPr>
                   <pic:blipFill>
                     <a:blip r:embed="rId9">
@@ -777,23 +644,18 @@
                         </a:ext>
                       </a:extLst>
                     </a:blip>
-                    <a:srcRect/>
                     <a:stretch>
                       <a:fillRect/>
                     </a:stretch>
                   </pic:blipFill>
-                  <pic:spPr bwMode="auto">
+                  <pic:spPr>
                     <a:xfrm>
                       <a:off x="0" y="0"/>
-                      <a:ext cx="3329940" cy="2095500"/>
+                      <a:ext cx="5943600" cy="2797175"/>
                     </a:xfrm>
                     <a:prstGeom prst="rect">
                       <a:avLst/>
                     </a:prstGeom>
-                    <a:noFill/>
-                    <a:ln>
-                      <a:noFill/>
-                    </a:ln>
                   </pic:spPr>
                 </pic:pic>
               </a:graphicData>
@@ -804,224 +666,194 @@
     </w:p>
     <w:p>
       <w:pPr>
-        <w:pStyle w:val="NormalWeb"/>
-        <w:rPr>
-          <w:ins w:id="7" w:author="Josef M Sabuda" w:date="2016-02-14T20:19:00Z"/>
-        </w:rPr>
-      </w:pPr>
-      <w:r>
-        <w:t>Von K</w:t>
-      </w:r>
-      <w:r>
-        <w:t>á</w:t>
-      </w:r>
-      <w:r>
-        <w:t>rm</w:t>
-      </w:r>
-      <w:r>
-        <w:t>á</w:t>
-      </w:r>
-      <w:r>
-        <w:t>n never married, and lived with his sister</w:t>
-      </w:r>
-      <w:r>
-        <w:t xml:space="preserve"> Josephine</w:t>
-      </w:r>
-      <w:r>
-        <w:t xml:space="preserve"> until </w:t>
-      </w:r>
-      <w:r>
-        <w:t>h</w:t>
-      </w:r>
-      <w:r>
-        <w:t>is</w:t>
-      </w:r>
-      <w:r>
-        <w:t xml:space="preserve"> </w:t>
-      </w:r>
-      <w:r>
-        <w:t>death. The de Karman graduate student fellowship</w:t>
-      </w:r>
-      <w:r>
-        <w:t>s</w:t>
-      </w:r>
-      <w:r>
-        <w:t xml:space="preserve"> at Cal</w:t>
-      </w:r>
-      <w:r>
-        <w:t>t</w:t>
-      </w:r>
-      <w:r>
-        <w:t xml:space="preserve">ech </w:t>
-      </w:r>
-      <w:r>
-        <w:t>w</w:t>
-      </w:r>
-      <w:r>
-        <w:t>ere</w:t>
-      </w:r>
-      <w:r>
-        <w:t xml:space="preserve"> endowed by him in honor of his sister, and </w:t>
-      </w:r>
-      <w:r>
-        <w:t>are</w:t>
-      </w:r>
-      <w:r>
-        <w:t xml:space="preserve"> </w:t>
-      </w:r>
-      <w:r>
-        <w:t xml:space="preserve">called </w:t>
-      </w:r>
-      <w:r>
-        <w:t>the “de Karman</w:t>
-      </w:r>
-      <w:r>
-        <w:t>”</w:t>
-      </w:r>
-      <w:r>
-        <w:t xml:space="preserve"> fellowship</w:t>
-      </w:r>
-      <w:r>
-        <w:t>s</w:t>
-      </w:r>
-      <w:r>
-        <w:t xml:space="preserve"> and not the </w:t>
-      </w:r>
-      <w:r>
-        <w:t>“</w:t>
-      </w:r>
-      <w:r>
-        <w:t>von Karman</w:t>
-      </w:r>
-      <w:r>
-        <w:t>”</w:t>
-      </w:r>
-      <w:r>
-        <w:t xml:space="preserve"> fellowship</w:t>
-      </w:r>
-      <w:r>
-        <w:t>s</w:t>
-      </w:r>
-      <w:r>
-        <w:t xml:space="preserve"> </w:t>
-      </w:r>
-      <w:r>
-        <w:t xml:space="preserve">because </w:t>
-      </w:r>
-      <w:r>
-        <w:t xml:space="preserve">after coming to the United States, </w:t>
-      </w:r>
-      <w:r>
-        <w:t>Josephine</w:t>
-      </w:r>
-      <w:r>
-        <w:t xml:space="preserve"> legally changed </w:t>
-      </w:r>
-      <w:r>
-        <w:t>her</w:t>
-      </w:r>
-      <w:r>
-        <w:t xml:space="preserve"> name</w:t>
-      </w:r>
-      <w:r>
-        <w:t xml:space="preserve"> </w:t>
-      </w:r>
-      <w:r>
-        <w:t xml:space="preserve">to de Karman. </w:t>
-      </w:r>
-      <w:r>
-        <w:t xml:space="preserve"> Von Kármán died May 6, 1963 at the age of 81 while on a visit to Aachen.</w:t>
-      </w:r>
-    </w:p>
-    <w:p>
-      <w:pPr>
-        <w:pStyle w:val="NormalWeb"/>
-        <w:jc w:val="center"/>
-      </w:pPr>
-      <w:r>
-        <w:lastRenderedPageBreak/>
-        <w:drawing>
-          <wp:inline distT="0" distB="0" distL="0" distR="0">
-            <wp:extent cx="2377440" cy="708660"/>
-            <wp:effectExtent l="0" t="0" r="3810" b="0"/>
-            <wp:docPr id="6" name="Picture 6" descr="http://image2.findagrave.com/photos250/photos/2004/231/7936_109293156405.jpg"/>
-            <wp:cNvGraphicFramePr>
-              <a:graphicFrameLocks xmlns:a="http://schemas.openxmlformats.org/drawingml/2006/main" noChangeAspect="1"/>
-            </wp:cNvGraphicFramePr>
-            <a:graphic xmlns:a="http://schemas.openxmlformats.org/drawingml/2006/main">
-              <a:graphicData uri="http://schemas.openxmlformats.org/drawingml/2006/picture">
-                <pic:pic xmlns:pic="http://schemas.openxmlformats.org/drawingml/2006/picture">
-                  <pic:nvPicPr>
-                    <pic:cNvPr id="0" name="Picture 7" descr="http://image2.findagrave.com/photos250/photos/2004/231/7936_109293156405.jpg"/>
-                    <pic:cNvPicPr>
-                      <a:picLocks noChangeAspect="1" noChangeArrowheads="1"/>
-                    </pic:cNvPicPr>
-                  </pic:nvPicPr>
-                  <pic:blipFill>
-                    <a:blip r:embed="rId10">
-                      <a:extLst>
-                        <a:ext uri="{28A0092B-C50C-407E-A947-70E740481C1C}">
-                          <a14:useLocalDpi xmlns:a14="http://schemas.microsoft.com/office/drawing/2010/main" val="0"/>
-                        </a:ext>
-                      </a:extLst>
-                    </a:blip>
-                    <a:srcRect/>
-                    <a:stretch>
-                      <a:fillRect/>
-                    </a:stretch>
-                  </pic:blipFill>
-                  <pic:spPr bwMode="auto">
-                    <a:xfrm>
-                      <a:off x="0" y="0"/>
-                      <a:ext cx="2377440" cy="708660"/>
-                    </a:xfrm>
-                    <a:prstGeom prst="rect">
-                      <a:avLst/>
-                    </a:prstGeom>
-                    <a:noFill/>
-                    <a:ln>
-                      <a:noFill/>
-                    </a:ln>
-                  </pic:spPr>
-                </pic:pic>
-              </a:graphicData>
-            </a:graphic>
-          </wp:inline>
-        </w:drawing>
-      </w:r>
-    </w:p>
-    <w:p>
-      <w:pPr>
-        <w:pStyle w:val="NormalWeb"/>
-      </w:pPr>
-      <w:r>
-        <w:t xml:space="preserve">For more on Theodore von Karman: </w:t>
-      </w:r>
-    </w:p>
-    <w:p>
+        <w:jc w:val="both"/>
+      </w:pPr>
+    </w:p>
+    <w:p>
+      <w:pPr>
+        <w:jc w:val="both"/>
+        <w:rPr>
+          <w:sz w:val="32"/>
+          <w:szCs w:val="32"/>
+        </w:rPr>
+      </w:pPr>
+      <w:r>
+        <w:rPr>
+          <w:sz w:val="32"/>
+          <w:szCs w:val="32"/>
+        </w:rPr>
+        <w:t xml:space="preserve">For more on Theodore von </w:t>
+      </w:r>
+      <w:r>
+        <w:rPr>
+          <w:sz w:val="32"/>
+          <w:szCs w:val="32"/>
+        </w:rPr>
+        <w:t>Kármán</w:t>
+      </w:r>
+      <w:r>
+        <w:rPr>
+          <w:sz w:val="32"/>
+          <w:szCs w:val="32"/>
+        </w:rPr>
+        <w:t>:</w:t>
+      </w:r>
+      <w:bookmarkStart w:id="0" w:name="_GoBack"/>
+      <w:bookmarkEnd w:id="0"/>
+    </w:p>
+    <w:p>
+      <w:pPr>
+        <w:jc w:val="both"/>
+        <w:rPr>
+          <w:sz w:val="32"/>
+          <w:szCs w:val="32"/>
+        </w:rPr>
+      </w:pPr>
+      <w:hyperlink r:id="rId10" w:history="1">
+        <w:r>
+          <w:rPr>
+            <w:rStyle w:val="Hyperlink"/>
+            <w:sz w:val="32"/>
+            <w:szCs w:val="32"/>
+          </w:rPr>
+          <w:t>https://en.wikipedia.org/wiki/Theodore_von_K%C3%A1rm%C3%A1n</w:t>
+        </w:r>
+      </w:hyperlink>
+    </w:p>
+    <w:p>
+      <w:pPr>
+        <w:jc w:val="both"/>
+        <w:rPr>
+          <w:sz w:val="20"/>
+          <w:szCs w:val="20"/>
+        </w:rPr>
+      </w:pPr>
+    </w:p>
+    <w:p>
+      <w:pPr>
+        <w:jc w:val="both"/>
+        <w:rPr>
+          <w:sz w:val="32"/>
+          <w:szCs w:val="32"/>
+        </w:rPr>
+      </w:pPr>
       <w:hyperlink r:id="rId11" w:history="1">
         <w:r>
           <w:rPr>
             <w:rStyle w:val="Hyperlink"/>
+            <w:sz w:val="32"/>
+            <w:szCs w:val="32"/>
           </w:rPr>
-          <w:t>https://en.wikipedia.org/wiki/Theodore_von_K%C3%A1rm%C3%A1n</w:t>
+          <w:t>http://www.britannica.com/biography/Theodore-von-Karman</w:t>
         </w:r>
       </w:hyperlink>
     </w:p>
     <w:p>
+      <w:pPr>
+        <w:jc w:val="both"/>
+        <w:rPr>
+          <w:sz w:val="20"/>
+          <w:szCs w:val="20"/>
+        </w:rPr>
+      </w:pPr>
+    </w:p>
+    <w:p>
+      <w:pPr>
+        <w:jc w:val="both"/>
+        <w:rPr>
+          <w:sz w:val="32"/>
+          <w:szCs w:val="32"/>
+        </w:rPr>
+      </w:pPr>
       <w:hyperlink r:id="rId12" w:history="1">
         <w:r>
           <w:rPr>
             <w:rStyle w:val="Hyperlink"/>
+            <w:sz w:val="32"/>
+            <w:szCs w:val="32"/>
           </w:rPr>
-          <w:t>http://www.britannica.com/biography/Theodore-von-Karman</w:t>
+          <w:t>https://www.aip.org/history/acap/biographies/bio.jsp?vonkarmant</w:t>
         </w:r>
       </w:hyperlink>
     </w:p>
     <w:p>
-      <w:r>
-        <w:t>http://www.jpl.nasa.gov/jplhistory/learnmore/lm-vonkarman.php</w:t>
-      </w:r>
+      <w:pPr>
+        <w:jc w:val="both"/>
+        <w:rPr>
+          <w:sz w:val="20"/>
+          <w:szCs w:val="20"/>
+        </w:rPr>
+      </w:pPr>
+    </w:p>
+    <w:p>
+      <w:pPr>
+        <w:jc w:val="both"/>
+        <w:rPr>
+          <w:sz w:val="32"/>
+          <w:szCs w:val="32"/>
+        </w:rPr>
+      </w:pPr>
+      <w:hyperlink r:id="rId13" w:history="1">
+        <w:r>
+          <w:rPr>
+            <w:rStyle w:val="Hyperlink"/>
+            <w:sz w:val="32"/>
+            <w:szCs w:val="32"/>
+          </w:rPr>
+          <w:t>http://www.jpl.nasa.gov/jplhistory/learnmore/lm-vonkarman.php</w:t>
+        </w:r>
+      </w:hyperlink>
+    </w:p>
+    <w:p>
+      <w:pPr>
+        <w:jc w:val="both"/>
+        <w:rPr>
+          <w:sz w:val="32"/>
+          <w:szCs w:val="32"/>
+        </w:rPr>
+      </w:pPr>
+    </w:p>
+    <w:p>
+      <w:pPr>
+        <w:rPr>
+          <w:sz w:val="72"/>
+          <w:szCs w:val="72"/>
+        </w:rPr>
+      </w:pPr>
+      <w:r>
+        <w:rPr>
+          <w:sz w:val="72"/>
+          <w:szCs w:val="72"/>
+        </w:rPr>
+        <w:t>……………………………………………………………………………………………………….</w:t>
+      </w:r>
+    </w:p>
+    <w:p>
+      <w:pPr>
+        <w:jc w:val="both"/>
+        <w:rPr>
+          <w:sz w:val="32"/>
+          <w:szCs w:val="32"/>
+        </w:rPr>
+      </w:pPr>
+    </w:p>
+    <w:p>
+      <w:pPr>
+        <w:jc w:val="both"/>
+        <w:rPr>
+          <w:sz w:val="32"/>
+          <w:szCs w:val="32"/>
+        </w:rPr>
+      </w:pPr>
+    </w:p>
+    <w:p>
+      <w:pPr>
+        <w:jc w:val="both"/>
+        <w:rPr>
+          <w:sz w:val="32"/>
+          <w:szCs w:val="32"/>
+        </w:rPr>
+      </w:pPr>
     </w:p>
     <w:sectPr>
       <w:pgSz w:w="12240" w:h="15840"/>
@@ -1031,14 +863,6 @@
     </w:sectPr>
   </w:body>
 </w:document>
-</file>
-
-<file path=word/people.xml><?xml version="1.0" encoding="utf-8"?>
-<w15:people xmlns:wpc="http://schemas.microsoft.com/office/word/2010/wordprocessingCanvas" xmlns:mc="http://schemas.openxmlformats.org/markup-compatibility/2006" xmlns:o="urn:schemas-microsoft-com:office:office" xmlns:r="http://schemas.openxmlformats.org/officeDocument/2006/relationships" xmlns:m="http://schemas.openxmlformats.org/officeDocument/2006/math" xmlns:v="urn:schemas-microsoft-com:vml" xmlns:wp14="http://schemas.microsoft.com/office/word/2010/wordprocessingDrawing" xmlns:wp="http://schemas.openxmlformats.org/drawingml/2006/wordprocessingDrawing" xmlns:w10="urn:schemas-microsoft-com:office:word" xmlns:w="http://schemas.openxmlformats.org/wordprocessingml/2006/main" xmlns:w14="http://schemas.microsoft.com/office/word/2010/wordml" xmlns:w15="http://schemas.microsoft.com/office/word/2012/wordml" xmlns:wpg="http://schemas.microsoft.com/office/word/2010/wordprocessingGroup" xmlns:wpi="http://schemas.microsoft.com/office/word/2010/wordprocessingInk" xmlns:wne="http://schemas.microsoft.com/office/word/2006/wordml" xmlns:wps="http://schemas.microsoft.com/office/word/2010/wordprocessingShape" mc:Ignorable="w14 w15 wp14">
-  <w15:person w15:author="Josef M Sabuda">
-    <w15:presenceInfo w15:providerId="None" w15:userId="Josef M Sabuda"/>
-  </w15:person>
-</w15:people>
 </file>
 
 <file path=word/styles.xml><?xml version="1.0" encoding="utf-8"?>
@@ -1438,6 +1262,7 @@
   <w:style w:type="character" w:default="1" w:styleId="DefaultParagraphFont">
     <w:name w:val="Default Paragraph Font"/>
     <w:uiPriority w:val="1"/>
+    <w:semiHidden/>
     <w:unhideWhenUsed/>
   </w:style>
   <w:style w:type="table" w:default="1" w:styleId="TableNormal">
@@ -1461,58 +1286,12 @@
     <w:semiHidden/>
     <w:unhideWhenUsed/>
   </w:style>
-  <w:style w:type="paragraph" w:styleId="NormalWeb">
-    <w:name w:val="Normal (Web)"/>
-    <w:basedOn w:val="Normal"/>
-    <w:uiPriority w:val="99"/>
-    <w:semiHidden/>
-    <w:unhideWhenUsed/>
-    <w:rsid w:val="00C028F7"/>
-    <w:pPr>
-      <w:spacing w:before="100" w:beforeAutospacing="1" w:after="100" w:afterAutospacing="1" w:line="240" w:lineRule="auto"/>
-    </w:pPr>
-    <w:rPr>
-      <w:rFonts w:ascii="Times New Roman" w:eastAsia="Times New Roman" w:hAnsi="Times New Roman" w:cs="Times New Roman"/>
-      <w:sz w:val="24"/>
-      <w:szCs w:val="24"/>
-    </w:rPr>
-  </w:style>
-  <w:style w:type="paragraph" w:styleId="BalloonText">
-    <w:name w:val="Balloon Text"/>
-    <w:basedOn w:val="Normal"/>
-    <w:link w:val="BalloonTextChar"/>
-    <w:uiPriority w:val="99"/>
-    <w:semiHidden/>
-    <w:unhideWhenUsed/>
-    <w:rsid w:val="00C028F7"/>
-    <w:pPr>
-      <w:spacing w:after="0" w:line="240" w:lineRule="auto"/>
-    </w:pPr>
-    <w:rPr>
-      <w:rFonts w:ascii="Segoe UI" w:hAnsi="Segoe UI" w:cs="Segoe UI"/>
-      <w:sz w:val="18"/>
-      <w:szCs w:val="18"/>
-    </w:rPr>
-  </w:style>
-  <w:style w:type="character" w:customStyle="1" w:styleId="BalloonTextChar">
-    <w:name w:val="Balloon Text Char"/>
-    <w:basedOn w:val="DefaultParagraphFont"/>
-    <w:link w:val="BalloonText"/>
-    <w:uiPriority w:val="99"/>
-    <w:semiHidden/>
-    <w:rsid w:val="00C028F7"/>
-    <w:rPr>
-      <w:rFonts w:ascii="Segoe UI" w:hAnsi="Segoe UI" w:cs="Segoe UI"/>
-      <w:sz w:val="18"/>
-      <w:szCs w:val="18"/>
-    </w:rPr>
-  </w:style>
   <w:style w:type="character" w:styleId="Hyperlink">
     <w:name w:val="Hyperlink"/>
     <w:basedOn w:val="DefaultParagraphFont"/>
     <w:uiPriority w:val="99"/>
     <w:unhideWhenUsed/>
-    <w:rsid w:val="00CF430F"/>
+    <w:rsid w:val="006A3DEB"/>
     <w:rPr>
       <w:color w:val="0563C1" w:themeColor="hyperlink"/>
       <w:u w:val="single"/>
@@ -1780,16 +1559,4 @@
     </a:ext>
   </a:extLst>
 </a:theme>
-</file>
-
-<file path=customXml/item1.xml><?xml version="1.0" encoding="utf-8"?>
-<b:Sources xmlns:b="http://schemas.openxmlformats.org/officeDocument/2006/bibliography" xmlns="http://schemas.openxmlformats.org/officeDocument/2006/bibliography" SelectedStyle="\APASixthEditionOfficeOnline.xsl" StyleName="APA" Version="6"/>
-</file>
-
-<file path=customXml/itemProps1.xml><?xml version="1.0" encoding="utf-8"?>
-<ds:datastoreItem xmlns:ds="http://schemas.openxmlformats.org/officeDocument/2006/customXml" ds:itemID="{92971BA1-0C69-4A63-A763-8BA912BF60A8}">
-  <ds:schemaRefs>
-    <ds:schemaRef ds:uri="http://schemas.openxmlformats.org/officeDocument/2006/bibliography"/>
-  </ds:schemaRefs>
-</ds:datastoreItem>
 </file>
--- a/files/Theodore von K.docx
+++ b/files/Theodore von K.docx
@@ -72,12 +72,14 @@
       <w:pPr>
         <w:jc w:val="center"/>
         <w:rPr>
+          <w:b/>
           <w:sz w:val="48"/>
           <w:szCs w:val="48"/>
         </w:rPr>
       </w:pPr>
       <w:r>
         <w:rPr>
+          <w:b/>
           <w:sz w:val="48"/>
           <w:szCs w:val="48"/>
         </w:rPr>
@@ -97,7 +99,44 @@
           <w:sz w:val="32"/>
           <w:szCs w:val="32"/>
         </w:rPr>
-        <w:t xml:space="preserve">Theodore von Kármán, after whom the “Kármán vortex street” computed in many of these simulations is named, is regarded as one of </w:t>
+        <w:t>Theodore von</w:t>
+      </w:r>
+      <w:bookmarkStart w:id="0" w:name="_GoBack"/>
+      <w:bookmarkEnd w:id="0"/>
+      <w:r>
+        <w:rPr>
+          <w:sz w:val="32"/>
+          <w:szCs w:val="32"/>
+        </w:rPr>
+        <w:t xml:space="preserve"> Kármán, after whom the “Kármán vortex street</w:t>
+      </w:r>
+      <w:r>
+        <w:rPr>
+          <w:sz w:val="32"/>
+          <w:szCs w:val="32"/>
+        </w:rPr>
+        <w:t>,</w:t>
+      </w:r>
+      <w:r>
+        <w:rPr>
+          <w:sz w:val="32"/>
+          <w:szCs w:val="32"/>
+        </w:rPr>
+        <w:t>” comput</w:t>
+      </w:r>
+      <w:r>
+        <w:rPr>
+          <w:sz w:val="32"/>
+          <w:szCs w:val="32"/>
+        </w:rPr>
+        <w:t xml:space="preserve">ed in many of these simulations, </w:t>
+      </w:r>
+      <w:r>
+        <w:rPr>
+          <w:sz w:val="32"/>
+          <w:szCs w:val="32"/>
+        </w:rPr>
+        <w:t xml:space="preserve">is named, is regarded as one of </w:t>
       </w:r>
       <w:r>
         <w:rPr>
@@ -121,7 +160,23 @@
           <w:sz w:val="32"/>
           <w:szCs w:val="32"/>
         </w:rPr>
-        <w:t xml:space="preserve"> of the twentieth century.</w:t>
+        <w:t xml:space="preserve"> of the twentieth </w:t>
+      </w:r>
+      <w:proofErr w:type="gramStart"/>
+      <w:r>
+        <w:rPr>
+          <w:sz w:val="32"/>
+          <w:szCs w:val="32"/>
+        </w:rPr>
+        <w:t>century</w:t>
+      </w:r>
+      <w:proofErr w:type="gramEnd"/>
+      <w:r>
+        <w:rPr>
+          <w:sz w:val="32"/>
+          <w:szCs w:val="32"/>
+        </w:rPr>
+        <w:t>.</w:t>
       </w:r>
     </w:p>
     <w:p>
@@ -153,39 +208,97 @@
           <w:sz w:val="32"/>
           <w:szCs w:val="32"/>
         </w:rPr>
-        <w:t xml:space="preserve"> Gymnasium” where (later) one of the other pupils was Edward Teller, popularly known as the “father of the hydrogen bomb.”</w:t>
-      </w:r>
-    </w:p>
-    <w:p>
-      <w:pPr>
-        <w:jc w:val="both"/>
-        <w:rPr>
-          <w:sz w:val="32"/>
-          <w:szCs w:val="32"/>
-        </w:rPr>
-      </w:pPr>
-      <w:r>
-        <w:rPr>
-          <w:sz w:val="32"/>
-          <w:szCs w:val="32"/>
-        </w:rPr>
-        <w:t>After graduating from Budapest’s technical university with a degree in mechanical engineering in 1902, von Kármán moved to the University of Gottingen, in Germany. After receiving his doctorate in 1908, he taught there for four years.</w:t>
-      </w:r>
-    </w:p>
-    <w:p>
-      <w:pPr>
-        <w:jc w:val="both"/>
-        <w:rPr>
-          <w:sz w:val="32"/>
-          <w:szCs w:val="32"/>
-        </w:rPr>
-      </w:pPr>
-      <w:r>
-        <w:rPr>
-          <w:sz w:val="32"/>
-          <w:szCs w:val="32"/>
-        </w:rPr>
-        <w:t>After a brief appointment at a provincial mining academy in what is now Slovakia, in 1913, von Kármán received an appointment at the technical university of Aachen, in Germany, where he remained until 1930, except for a period of service in the Austro-Hungarian army during World War I, and in the Hungarian Ministry of Education during the short-lived postwar communist government.  In 1930, in part due to apprehension about the worsening political climate in Europe, von Kármán left Aachen to accept the directorship of the Guggenheim Aeronautical Laboratory at the California Institute of Technology, where he had been spending roughly half of his time for several years.</w:t>
+        <w:t xml:space="preserve"> Gymnasium</w:t>
+      </w:r>
+      <w:r>
+        <w:rPr>
+          <w:sz w:val="32"/>
+          <w:szCs w:val="32"/>
+        </w:rPr>
+        <w:t>,</w:t>
+      </w:r>
+      <w:r>
+        <w:rPr>
+          <w:sz w:val="32"/>
+          <w:szCs w:val="32"/>
+        </w:rPr>
+        <w:t>” where (later) one of the other pupils was Edward Teller, popularly known as the “father of the hydrogen bomb.”</w:t>
+      </w:r>
+    </w:p>
+    <w:p>
+      <w:pPr>
+        <w:jc w:val="both"/>
+        <w:rPr>
+          <w:sz w:val="32"/>
+          <w:szCs w:val="32"/>
+        </w:rPr>
+      </w:pPr>
+      <w:r>
+        <w:rPr>
+          <w:sz w:val="32"/>
+          <w:szCs w:val="32"/>
+        </w:rPr>
+        <w:t xml:space="preserve">After graduating from Budapest’s technical university with a degree in mechanical engineering in 1902, von Kármán moved to the University of </w:t>
+      </w:r>
+      <w:proofErr w:type="spellStart"/>
+      <w:r>
+        <w:rPr>
+          <w:sz w:val="32"/>
+          <w:szCs w:val="32"/>
+        </w:rPr>
+        <w:t>G</w:t>
+      </w:r>
+      <w:r>
+        <w:rPr>
+          <w:sz w:val="32"/>
+          <w:szCs w:val="32"/>
+        </w:rPr>
+        <w:t>ö</w:t>
+      </w:r>
+      <w:r>
+        <w:rPr>
+          <w:sz w:val="32"/>
+          <w:szCs w:val="32"/>
+        </w:rPr>
+        <w:t>ttingen</w:t>
+      </w:r>
+      <w:proofErr w:type="spellEnd"/>
+      <w:r>
+        <w:rPr>
+          <w:sz w:val="32"/>
+          <w:szCs w:val="32"/>
+        </w:rPr>
+        <w:t>, in Germany. After receiving his doctorate in 1908, he taught there for four years.</w:t>
+      </w:r>
+    </w:p>
+    <w:p>
+      <w:pPr>
+        <w:jc w:val="both"/>
+        <w:rPr>
+          <w:sz w:val="32"/>
+          <w:szCs w:val="32"/>
+        </w:rPr>
+      </w:pPr>
+      <w:r>
+        <w:rPr>
+          <w:sz w:val="32"/>
+          <w:szCs w:val="32"/>
+        </w:rPr>
+        <w:t>After a brief appointment at a provincial mining academy in what is now Slovakia, in 1913, von Kármán received an appointment at the technical university of Aachen, in Germany, where he remained until 1930, except for a period of service in the Austro-Hungarian army during World War I, and in the Hungarian Ministry of Education during the short-lived post</w:t>
+      </w:r>
+      <w:r>
+        <w:rPr>
+          <w:sz w:val="32"/>
+          <w:szCs w:val="32"/>
+        </w:rPr>
+        <w:t>-WWI</w:t>
+      </w:r>
+      <w:r>
+        <w:rPr>
+          <w:sz w:val="32"/>
+          <w:szCs w:val="32"/>
+        </w:rPr>
+        <w:t xml:space="preserve"> communist government.  In 1930, in part due to apprehension about the worsening political climate in Europe, von Kármán left Aachen to accept the directorship of the Guggenheim Aeronautical Laboratory at the California Institute of Technology, where he had been spending roughly half of his time for several years.</w:t>
       </w:r>
     </w:p>
     <w:p>
@@ -253,23 +366,58 @@
           <w:sz w:val="40"/>
           <w:szCs w:val="40"/>
         </w:rPr>
-        <w:t>Jet Assisted Take Off</w:t>
-      </w:r>
-    </w:p>
-    <w:p>
-      <w:pPr>
-        <w:jc w:val="both"/>
-        <w:rPr>
-          <w:sz w:val="32"/>
-          <w:szCs w:val="32"/>
-        </w:rPr>
-      </w:pPr>
-      <w:r>
-        <w:rPr>
-          <w:sz w:val="32"/>
-          <w:szCs w:val="32"/>
-        </w:rPr>
-        <w:t xml:space="preserve">He and a former graduate student (Frank </w:t>
+        <w:t>Jet-</w:t>
+      </w:r>
+      <w:r>
+        <w:rPr>
+          <w:sz w:val="40"/>
+          <w:szCs w:val="40"/>
+        </w:rPr>
+        <w:t>Ass</w:t>
+      </w:r>
+      <w:r>
+        <w:rPr>
+          <w:sz w:val="40"/>
+          <w:szCs w:val="40"/>
+        </w:rPr>
+        <w:t>isted Take-</w:t>
+      </w:r>
+      <w:r>
+        <w:rPr>
+          <w:sz w:val="40"/>
+          <w:szCs w:val="40"/>
+        </w:rPr>
+        <w:t>Off</w:t>
+      </w:r>
+    </w:p>
+    <w:p>
+      <w:pPr>
+        <w:jc w:val="both"/>
+        <w:rPr>
+          <w:sz w:val="32"/>
+          <w:szCs w:val="32"/>
+        </w:rPr>
+      </w:pPr>
+      <w:r>
+        <w:rPr>
+          <w:sz w:val="32"/>
+          <w:szCs w:val="32"/>
+        </w:rPr>
+        <w:t xml:space="preserve">Von </w:t>
+      </w:r>
+      <w:r>
+        <w:rPr>
+          <w:sz w:val="32"/>
+          <w:szCs w:val="32"/>
+        </w:rPr>
+        <w:t>Kármán</w:t>
+      </w:r>
+      <w:r>
+        <w:rPr>
+          <w:sz w:val="32"/>
+          <w:szCs w:val="32"/>
+        </w:rPr>
+        <w:t xml:space="preserve"> and a former graduate student (Frank </w:t>
       </w:r>
       <w:proofErr w:type="spellStart"/>
       <w:r>
@@ -285,7 +433,28 @@
           <w:sz w:val="32"/>
           <w:szCs w:val="32"/>
         </w:rPr>
-        <w:t xml:space="preserve">) demonstrated the first long-burning solid rocket propellant.  During World War II, von Kármán was instrumental in the development of JATO, or Jet Assisted Take Off, which allowed aircraft to take off from shorter runways with the assistance of attached expendable rockets, a leading producer of which was a company (Aerojet Engineering Corporation; now known as Aerojet </w:t>
+        <w:t xml:space="preserve">) demonstrated the first long-burning solid rocket propellant.  During World War II, von Kármán was instrumental in </w:t>
+      </w:r>
+      <w:r>
+        <w:rPr>
+          <w:sz w:val="32"/>
+          <w:szCs w:val="32"/>
+        </w:rPr>
+        <w:t>the development of JATO, or Jet-Assisted Take-</w:t>
+      </w:r>
+      <w:r>
+        <w:rPr>
+          <w:sz w:val="32"/>
+          <w:szCs w:val="32"/>
+        </w:rPr>
+        <w:t>Off, which allowed aircraft to take off from shorter runways with the assistance</w:t>
+      </w:r>
+      <w:r>
+        <w:rPr>
+          <w:sz w:val="32"/>
+          <w:szCs w:val="32"/>
+        </w:rPr>
+        <w:t xml:space="preserve"> of attached expendable rockets. He, </w:t>
       </w:r>
       <w:proofErr w:type="spellStart"/>
       <w:r>
@@ -293,6 +462,36 @@
           <w:sz w:val="32"/>
           <w:szCs w:val="32"/>
         </w:rPr>
+        <w:t>Malina</w:t>
+      </w:r>
+      <w:proofErr w:type="spellEnd"/>
+      <w:r>
+        <w:rPr>
+          <w:sz w:val="32"/>
+          <w:szCs w:val="32"/>
+        </w:rPr>
+        <w:t>, and several others set up a</w:t>
+      </w:r>
+      <w:r>
+        <w:rPr>
+          <w:sz w:val="32"/>
+          <w:szCs w:val="32"/>
+        </w:rPr>
+        <w:t xml:space="preserve"> company (Aerojet Engineering Corporation; now known</w:t>
+      </w:r>
+      <w:r>
+        <w:rPr>
+          <w:sz w:val="32"/>
+          <w:szCs w:val="32"/>
+        </w:rPr>
+        <w:t xml:space="preserve"> as Aerojet </w:t>
+      </w:r>
+      <w:proofErr w:type="spellStart"/>
+      <w:r>
+        <w:rPr>
+          <w:sz w:val="32"/>
+          <w:szCs w:val="32"/>
+        </w:rPr>
         <w:t>Rocketdyne</w:t>
       </w:r>
       <w:proofErr w:type="spellEnd"/>
@@ -301,23 +500,14 @@
           <w:sz w:val="32"/>
           <w:szCs w:val="32"/>
         </w:rPr>
-        <w:t xml:space="preserve">) founded in March 1942 by von Kármán, </w:t>
-      </w:r>
-      <w:proofErr w:type="spellStart"/>
-      <w:r>
-        <w:rPr>
-          <w:sz w:val="32"/>
-          <w:szCs w:val="32"/>
-        </w:rPr>
-        <w:t>Malina</w:t>
-      </w:r>
-      <w:proofErr w:type="spellEnd"/>
-      <w:r>
-        <w:rPr>
-          <w:sz w:val="32"/>
-          <w:szCs w:val="32"/>
-        </w:rPr>
-        <w:t>, and several close associates.  In November 1943, von Kármán became the founding Director of the Jet Propulsion Laboratory (JPL), a government-owned, Caltech-operated laboratory responsible for most of NASA's planetary exploration missions.</w:t>
+        <w:t>) in March 1942 to manufacture JATO devices</w:t>
+      </w:r>
+      <w:r>
+        <w:rPr>
+          <w:sz w:val="32"/>
+          <w:szCs w:val="32"/>
+        </w:rPr>
+        <w:t>.  In November 1943, von Kármán became the founding Director of the Jet Propulsion Laboratory (JPL), a government-owned, Caltech-operated laboratory responsible for most of NASA's planetary exploration missions.</w:t>
       </w:r>
     </w:p>
     <w:p>
@@ -395,7 +585,49 @@
           <w:sz w:val="32"/>
           <w:szCs w:val="32"/>
         </w:rPr>
-        <w:t>After World War II, von Kármán worked on a number of important advances in aeronautics and aerospace engineering. One of the most important was the swept-back wing; von Kármán was instrumental in recognizing its importance for both faster and more efficient flight. The swept-back wing is found on virtually all jet aircraft.</w:t>
+        <w:t>After World War II, von Kármán worked o</w:t>
+      </w:r>
+      <w:r>
+        <w:rPr>
+          <w:sz w:val="32"/>
+          <w:szCs w:val="32"/>
+        </w:rPr>
+        <w:t>n a number of important projects</w:t>
+      </w:r>
+      <w:r>
+        <w:rPr>
+          <w:sz w:val="32"/>
+          <w:szCs w:val="32"/>
+        </w:rPr>
+        <w:t xml:space="preserve"> in aeronautics and aerospace engineering. One of the most im</w:t>
+      </w:r>
+      <w:r>
+        <w:rPr>
+          <w:sz w:val="32"/>
+          <w:szCs w:val="32"/>
+        </w:rPr>
+        <w:t>portant was the swept-back wing. V</w:t>
+      </w:r>
+      <w:r>
+        <w:rPr>
+          <w:sz w:val="32"/>
+          <w:szCs w:val="32"/>
+        </w:rPr>
+        <w:t>on Kármán was instrumental in recognizing its importance for both faster and more efficient flight. The swept-back wing is f</w:t>
+      </w:r>
+      <w:r>
+        <w:rPr>
+          <w:sz w:val="32"/>
+          <w:szCs w:val="32"/>
+        </w:rPr>
+        <w:t>ound on virtually all high-speed</w:t>
+      </w:r>
+      <w:r>
+        <w:rPr>
+          <w:sz w:val="32"/>
+          <w:szCs w:val="32"/>
+        </w:rPr>
+        <w:t xml:space="preserve"> aircraft.</w:t>
       </w:r>
     </w:p>
     <w:p>
@@ -485,12 +717,73 @@
           <w:sz w:val="32"/>
           <w:szCs w:val="32"/>
         </w:rPr>
-        <w:t>After officially retiring from his Caltech positions in 1949, von Kármán became a much sought after consultant to a number of industrial concerns and government agencies.  He was the first recipient of the National Medal of Science in 1963 from President John F. Kennedy, with the citation reading:</w:t>
-      </w:r>
-    </w:p>
-    <w:p>
-      <w:pPr>
-        <w:jc w:val="center"/>
+        <w:t>After officially retiring from his Caltech positions in</w:t>
+      </w:r>
+      <w:r>
+        <w:rPr>
+          <w:sz w:val="32"/>
+          <w:szCs w:val="32"/>
+        </w:rPr>
+        <w:t xml:space="preserve"> 1949, von Kármán became a much-sought-</w:t>
+      </w:r>
+      <w:r>
+        <w:rPr>
+          <w:sz w:val="32"/>
+          <w:szCs w:val="32"/>
+        </w:rPr>
+        <w:t>after consultant to a number of industrial co</w:t>
+      </w:r>
+      <w:r>
+        <w:rPr>
+          <w:sz w:val="32"/>
+          <w:szCs w:val="32"/>
+        </w:rPr>
+        <w:t>ncerns and government agencies.</w:t>
+      </w:r>
+      <w:r>
+        <w:rPr>
+          <w:sz w:val="32"/>
+          <w:szCs w:val="32"/>
+        </w:rPr>
+        <w:t xml:space="preserve"> He was the first recipient of the National Medal of Science</w:t>
+      </w:r>
+      <w:r>
+        <w:rPr>
+          <w:sz w:val="32"/>
+          <w:szCs w:val="32"/>
+        </w:rPr>
+        <w:t xml:space="preserve"> (</w:t>
+      </w:r>
+      <w:r>
+        <w:rPr>
+          <w:sz w:val="32"/>
+          <w:szCs w:val="32"/>
+        </w:rPr>
+        <w:t>in 1963</w:t>
+      </w:r>
+      <w:r>
+        <w:rPr>
+          <w:sz w:val="32"/>
+          <w:szCs w:val="32"/>
+        </w:rPr>
+        <w:t>),</w:t>
+      </w:r>
+      <w:r>
+        <w:rPr>
+          <w:sz w:val="32"/>
+          <w:szCs w:val="32"/>
+        </w:rPr>
+        <w:t xml:space="preserve"> from President John F. Kennedy, with the citation reading:</w:t>
+      </w:r>
+    </w:p>
+    <w:p>
+      <w:pPr>
+        <w:ind w:left="720" w:right="540"/>
+        <w:jc w:val="both"/>
+        <w:rPr>
+          <w:sz w:val="32"/>
+          <w:szCs w:val="32"/>
+        </w:rPr>
       </w:pPr>
       <w:r>
         <w:rPr>
@@ -500,6 +793,25 @@
         <w:lastRenderedPageBreak/>
         <w:t>“For his leadership in the science and engineering basic to aeronautics; for his effective teaching and related contributions in many fields of mechanics, for his distinguished counsel to the Armed Services, and for his promoting international cooperation in science and engineering.”</w:t>
       </w:r>
+    </w:p>
+    <w:p>
+      <w:pPr>
+        <w:ind w:left="720" w:right="540"/>
+        <w:jc w:val="center"/>
+        <w:rPr>
+          <w:color w:val="FFFFFF" w:themeColor="background1"/>
+        </w:rPr>
+      </w:pPr>
+      <w:proofErr w:type="gramStart"/>
+      <w:r>
+        <w:rPr>
+          <w:color w:val="FFFFFF" w:themeColor="background1"/>
+          <w:sz w:val="32"/>
+          <w:szCs w:val="32"/>
+        </w:rPr>
+        <w:t>space</w:t>
+      </w:r>
+      <w:proofErr w:type="gramEnd"/>
     </w:p>
     <w:p>
       <w:pPr>
@@ -595,21 +907,21 @@
           <w:sz w:val="32"/>
           <w:szCs w:val="32"/>
         </w:rPr>
-        <w:t>” fellowships because after coming to the United States, Josephine legally changed her name to de Karman.  Von Kármán died May 6, 1963 at the age of 81 while on a visit to Aachen</w:t>
-      </w:r>
-      <w:r>
-        <w:rPr>
-          <w:sz w:val="32"/>
-          <w:szCs w:val="32"/>
-        </w:rPr>
-        <w:t>, Germany</w:t>
-      </w:r>
-      <w:r>
-        <w:rPr>
-          <w:sz w:val="32"/>
-          <w:szCs w:val="32"/>
-        </w:rPr>
-        <w:t>.</w:t>
+        <w:t>” fellowships because after coming to the United States, Josephine legally changed her name to de Karman.  Vo</w:t>
+      </w:r>
+      <w:r>
+        <w:rPr>
+          <w:sz w:val="32"/>
+          <w:szCs w:val="32"/>
+        </w:rPr>
+        <w:t>n Kármán died May 6, 1963 at age</w:t>
+      </w:r>
+      <w:r>
+        <w:rPr>
+          <w:sz w:val="32"/>
+          <w:szCs w:val="32"/>
+        </w:rPr>
+        <w:t xml:space="preserve"> 81 while on a visit to Aachen.</w:t>
       </w:r>
     </w:p>
     <w:p>
@@ -698,8 +1010,6 @@
         </w:rPr>
         <w:t>:</w:t>
       </w:r>
-      <w:bookmarkStart w:id="0" w:name="_GoBack"/>
-      <w:bookmarkEnd w:id="0"/>
     </w:p>
     <w:p>
       <w:pPr>

--- a/files/Theodore von K.docx
+++ b/files/Theodore von K.docx
@@ -71,6 +71,25 @@
     <w:p>
       <w:pPr>
         <w:jc w:val="center"/>
+      </w:pPr>
+      <w:r>
+        <w:t>(Image C</w:t>
+      </w:r>
+      <w:r>
+        <w:t>redit:</w:t>
+      </w:r>
+      <w:r>
+        <w:t xml:space="preserve"> ASME, American Society of Mechanical Engineers) </w:t>
+      </w:r>
+      <w:r>
+        <w:t xml:space="preserve"> </w:t>
+      </w:r>
+      <w:bookmarkStart w:id="0" w:name="_GoBack"/>
+      <w:bookmarkEnd w:id="0"/>
+    </w:p>
+    <w:p>
+      <w:pPr>
+        <w:jc w:val="center"/>
         <w:rPr>
           <w:b/>
           <w:sz w:val="48"/>
@@ -99,16 +118,7 @@
           <w:sz w:val="32"/>
           <w:szCs w:val="32"/>
         </w:rPr>
-        <w:t>Theodore von</w:t>
-      </w:r>
-      <w:bookmarkStart w:id="0" w:name="_GoBack"/>
-      <w:bookmarkEnd w:id="0"/>
-      <w:r>
-        <w:rPr>
-          <w:sz w:val="32"/>
-          <w:szCs w:val="32"/>
-        </w:rPr>
-        <w:t xml:space="preserve"> Kármán, after whom the “Kármán vortex street</w:t>
+        <w:t>Theodore von Kármán, after whom the “Kármán vortex street</w:t>
       </w:r>
       <w:r>
         <w:rPr>
@@ -138,13 +148,22 @@
         </w:rPr>
         <w:t xml:space="preserve">is named, is regarded as one of </w:t>
       </w:r>
+      <w:proofErr w:type="gramStart"/>
       <w:r>
         <w:rPr>
           <w:sz w:val="32"/>
           <w:szCs w:val="32"/>
         </w:rPr>
         <w:lastRenderedPageBreak/>
-        <w:t xml:space="preserve">the greatest aerodynamicists and </w:t>
+        <w:t>the</w:t>
+      </w:r>
+      <w:proofErr w:type="gramEnd"/>
+      <w:r>
+        <w:rPr>
+          <w:sz w:val="32"/>
+          <w:szCs w:val="32"/>
+        </w:rPr>
+        <w:t xml:space="preserve"> greatest aerodynamicists and </w:t>
       </w:r>
       <w:proofErr w:type="spellStart"/>
       <w:r>
@@ -160,146 +179,150 @@
           <w:sz w:val="32"/>
           <w:szCs w:val="32"/>
         </w:rPr>
-        <w:t xml:space="preserve"> of the twentieth </w:t>
-      </w:r>
+        <w:t xml:space="preserve"> of the twentieth century.</w:t>
+      </w:r>
+    </w:p>
+    <w:p>
+      <w:pPr>
+        <w:jc w:val="both"/>
+        <w:rPr>
+          <w:sz w:val="32"/>
+          <w:szCs w:val="32"/>
+        </w:rPr>
+      </w:pPr>
+      <w:r>
+        <w:rPr>
+          <w:sz w:val="32"/>
+          <w:szCs w:val="32"/>
+        </w:rPr>
+        <w:t>Born May 11, 1881 in Budapest, Hungary, von Kármán displayed exceptional mathematical abilities at a young age. He attended a model secondary school for gifted children, started by his father, called the “</w:t>
+      </w:r>
+      <w:proofErr w:type="spellStart"/>
+      <w:r>
+        <w:rPr>
+          <w:sz w:val="32"/>
+          <w:szCs w:val="32"/>
+        </w:rPr>
+        <w:t>Minta</w:t>
+      </w:r>
+      <w:proofErr w:type="spellEnd"/>
+      <w:r>
+        <w:rPr>
+          <w:sz w:val="32"/>
+          <w:szCs w:val="32"/>
+        </w:rPr>
+        <w:t xml:space="preserve"> Gymnasium</w:t>
+      </w:r>
+      <w:r>
+        <w:rPr>
+          <w:sz w:val="32"/>
+          <w:szCs w:val="32"/>
+        </w:rPr>
+        <w:t>,</w:t>
+      </w:r>
+      <w:r>
+        <w:rPr>
+          <w:sz w:val="32"/>
+          <w:szCs w:val="32"/>
+        </w:rPr>
+        <w:t>” where (later) one of the other pupils was Edward Teller, popularly known as the “father of the hydrogen bomb.”</w:t>
+      </w:r>
+    </w:p>
+    <w:p>
+      <w:pPr>
+        <w:jc w:val="both"/>
+        <w:rPr>
+          <w:sz w:val="32"/>
+          <w:szCs w:val="32"/>
+        </w:rPr>
+      </w:pPr>
+      <w:r>
+        <w:rPr>
+          <w:sz w:val="32"/>
+          <w:szCs w:val="32"/>
+        </w:rPr>
+        <w:t xml:space="preserve">After graduating from Budapest’s technical university with a degree in mechanical engineering in 1902, von Kármán moved to the University of </w:t>
+      </w:r>
+      <w:proofErr w:type="spellStart"/>
+      <w:r>
+        <w:rPr>
+          <w:sz w:val="32"/>
+          <w:szCs w:val="32"/>
+        </w:rPr>
+        <w:t>G</w:t>
+      </w:r>
+      <w:r>
+        <w:rPr>
+          <w:sz w:val="32"/>
+          <w:szCs w:val="32"/>
+        </w:rPr>
+        <w:t>ö</w:t>
+      </w:r>
+      <w:r>
+        <w:rPr>
+          <w:sz w:val="32"/>
+          <w:szCs w:val="32"/>
+        </w:rPr>
+        <w:t>ttingen</w:t>
+      </w:r>
+      <w:proofErr w:type="spellEnd"/>
+      <w:r>
+        <w:rPr>
+          <w:sz w:val="32"/>
+          <w:szCs w:val="32"/>
+        </w:rPr>
+        <w:t>, in Germany. After receiving his doctorate in 1908, he taught there for four years.</w:t>
+      </w:r>
+    </w:p>
+    <w:p>
+      <w:pPr>
+        <w:jc w:val="both"/>
+        <w:rPr>
+          <w:sz w:val="32"/>
+          <w:szCs w:val="32"/>
+        </w:rPr>
+      </w:pPr>
+      <w:r>
+        <w:rPr>
+          <w:sz w:val="32"/>
+          <w:szCs w:val="32"/>
+        </w:rPr>
+        <w:t>After a brief appointment at a provincial mining academy in what is now Slovakia, in 1913, von Kármán received an appointment at the technical university of Aachen, in Germany, where he remained until 1930, except for a period of service in the Austro-Hungarian army during World War I, and in the Hungarian Ministry of Education during the short-lived post</w:t>
+      </w:r>
+      <w:r>
+        <w:rPr>
+          <w:sz w:val="32"/>
+          <w:szCs w:val="32"/>
+        </w:rPr>
+        <w:t>-WWI</w:t>
+      </w:r>
+      <w:r>
+        <w:rPr>
+          <w:sz w:val="32"/>
+          <w:szCs w:val="32"/>
+        </w:rPr>
+        <w:t xml:space="preserve"> communist government.  In 1930, in part due to apprehension about the worsening political climate in Europe, von Kármán left Aachen to accept the directorship of the Guggenheim Aeronautical Laboratory at the California Institute of Technology, where he had been spending roughly half of his time for several years.</w:t>
+      </w:r>
+    </w:p>
+    <w:p>
+      <w:pPr>
+        <w:jc w:val="center"/>
+        <w:rPr>
+          <w:color w:val="FFFFFF" w:themeColor="background1"/>
+          <w:sz w:val="32"/>
+          <w:szCs w:val="32"/>
+        </w:rPr>
+      </w:pPr>
       <w:proofErr w:type="gramStart"/>
       <w:r>
         <w:rPr>
-          <w:sz w:val="32"/>
-          <w:szCs w:val="32"/>
-        </w:rPr>
-        <w:t>century</w:t>
+          <w:color w:val="FFFFFF" w:themeColor="background1"/>
+          <w:sz w:val="32"/>
+          <w:szCs w:val="32"/>
+        </w:rPr>
+        <w:t>space</w:t>
       </w:r>
       <w:proofErr w:type="gramEnd"/>
-      <w:r>
-        <w:rPr>
-          <w:sz w:val="32"/>
-          <w:szCs w:val="32"/>
-        </w:rPr>
-        <w:t>.</w:t>
-      </w:r>
-    </w:p>
-    <w:p>
-      <w:pPr>
-        <w:jc w:val="both"/>
-        <w:rPr>
-          <w:sz w:val="32"/>
-          <w:szCs w:val="32"/>
-        </w:rPr>
-      </w:pPr>
-      <w:r>
-        <w:rPr>
-          <w:sz w:val="32"/>
-          <w:szCs w:val="32"/>
-        </w:rPr>
-        <w:t>Born May 11, 1881 in Budapest, Hungary, von Kármán displayed exceptional mathematical abilities at a young age. He attended a model secondary school for gifted children, started by his father, called the “</w:t>
-      </w:r>
-      <w:proofErr w:type="spellStart"/>
-      <w:r>
-        <w:rPr>
-          <w:sz w:val="32"/>
-          <w:szCs w:val="32"/>
-        </w:rPr>
-        <w:t>Minta</w:t>
-      </w:r>
-      <w:proofErr w:type="spellEnd"/>
-      <w:r>
-        <w:rPr>
-          <w:sz w:val="32"/>
-          <w:szCs w:val="32"/>
-        </w:rPr>
-        <w:t xml:space="preserve"> Gymnasium</w:t>
-      </w:r>
-      <w:r>
-        <w:rPr>
-          <w:sz w:val="32"/>
-          <w:szCs w:val="32"/>
-        </w:rPr>
-        <w:t>,</w:t>
-      </w:r>
-      <w:r>
-        <w:rPr>
-          <w:sz w:val="32"/>
-          <w:szCs w:val="32"/>
-        </w:rPr>
-        <w:t>” where (later) one of the other pupils was Edward Teller, popularly known as the “father of the hydrogen bomb.”</w:t>
-      </w:r>
-    </w:p>
-    <w:p>
-      <w:pPr>
-        <w:jc w:val="both"/>
-        <w:rPr>
-          <w:sz w:val="32"/>
-          <w:szCs w:val="32"/>
-        </w:rPr>
-      </w:pPr>
-      <w:r>
-        <w:rPr>
-          <w:sz w:val="32"/>
-          <w:szCs w:val="32"/>
-        </w:rPr>
-        <w:t xml:space="preserve">After graduating from Budapest’s technical university with a degree in mechanical engineering in 1902, von Kármán moved to the University of </w:t>
-      </w:r>
-      <w:proofErr w:type="spellStart"/>
-      <w:r>
-        <w:rPr>
-          <w:sz w:val="32"/>
-          <w:szCs w:val="32"/>
-        </w:rPr>
-        <w:t>G</w:t>
-      </w:r>
-      <w:r>
-        <w:rPr>
-          <w:sz w:val="32"/>
-          <w:szCs w:val="32"/>
-        </w:rPr>
-        <w:t>ö</w:t>
-      </w:r>
-      <w:r>
-        <w:rPr>
-          <w:sz w:val="32"/>
-          <w:szCs w:val="32"/>
-        </w:rPr>
-        <w:t>ttingen</w:t>
-      </w:r>
-      <w:proofErr w:type="spellEnd"/>
-      <w:r>
-        <w:rPr>
-          <w:sz w:val="32"/>
-          <w:szCs w:val="32"/>
-        </w:rPr>
-        <w:t>, in Germany. After receiving his doctorate in 1908, he taught there for four years.</w:t>
-      </w:r>
-    </w:p>
-    <w:p>
-      <w:pPr>
-        <w:jc w:val="both"/>
-        <w:rPr>
-          <w:sz w:val="32"/>
-          <w:szCs w:val="32"/>
-        </w:rPr>
-      </w:pPr>
-      <w:r>
-        <w:rPr>
-          <w:sz w:val="32"/>
-          <w:szCs w:val="32"/>
-        </w:rPr>
-        <w:t>After a brief appointment at a provincial mining academy in what is now Slovakia, in 1913, von Kármán received an appointment at the technical university of Aachen, in Germany, where he remained until 1930, except for a period of service in the Austro-Hungarian army during World War I, and in the Hungarian Ministry of Education during the short-lived post</w:t>
-      </w:r>
-      <w:r>
-        <w:rPr>
-          <w:sz w:val="32"/>
-          <w:szCs w:val="32"/>
-        </w:rPr>
-        <w:t>-WWI</w:t>
-      </w:r>
-      <w:r>
-        <w:rPr>
-          <w:sz w:val="32"/>
-          <w:szCs w:val="32"/>
-        </w:rPr>
-        <w:t xml:space="preserve"> communist government.  In 1930, in part due to apprehension about the worsening political climate in Europe, von Kármán left Aachen to accept the directorship of the Guggenheim Aeronautical Laboratory at the California Institute of Technology, where he had been spending roughly half of his time for several years.</w:t>
-      </w:r>
     </w:p>
     <w:p>
       <w:pPr>
@@ -356,6 +379,25 @@
     <w:p>
       <w:pPr>
         <w:jc w:val="center"/>
+      </w:pPr>
+      <w:r>
+        <w:t xml:space="preserve">(Image Credit: </w:t>
+      </w:r>
+      <w:hyperlink r:id="rId6" w:history="1">
+        <w:r>
+          <w:rPr>
+            <w:rStyle w:val="Hyperlink"/>
+          </w:rPr>
+          <w:t>www.wikipedia.org</w:t>
+        </w:r>
+      </w:hyperlink>
+      <w:r>
+        <w:t>)</w:t>
+      </w:r>
+    </w:p>
+    <w:p>
+      <w:pPr>
+        <w:jc w:val="center"/>
         <w:rPr>
           <w:sz w:val="40"/>
           <w:szCs w:val="40"/>
@@ -540,7 +582,7 @@
                     <pic:cNvPicPr/>
                   </pic:nvPicPr>
                   <pic:blipFill>
-                    <a:blip r:embed="rId6">
+                    <a:blip r:embed="rId7">
                       <a:extLst>
                         <a:ext uri="{28A0092B-C50C-407E-A947-70E740481C1C}">
                           <a14:useLocalDpi xmlns:a14="http://schemas.microsoft.com/office/drawing/2010/main" val="0"/>
@@ -569,6 +611,34 @@
     </w:p>
     <w:p>
       <w:pPr>
+        <w:jc w:val="center"/>
+      </w:pPr>
+      <w:r>
+        <w:t xml:space="preserve">(Image Credit: NASA/JPL/Caltech) </w:t>
+      </w:r>
+    </w:p>
+    <w:p>
+      <w:pPr>
+        <w:jc w:val="center"/>
+        <w:rPr>
+          <w:color w:val="FFFFFF" w:themeColor="background1"/>
+          <w:sz w:val="24"/>
+          <w:szCs w:val="24"/>
+        </w:rPr>
+      </w:pPr>
+      <w:proofErr w:type="gramStart"/>
+      <w:r>
+        <w:rPr>
+          <w:color w:val="FFFFFF" w:themeColor="background1"/>
+          <w:sz w:val="24"/>
+          <w:szCs w:val="24"/>
+        </w:rPr>
+        <w:t>space</w:t>
+      </w:r>
+      <w:proofErr w:type="gramEnd"/>
+    </w:p>
+    <w:p>
+      <w:pPr>
         <w:jc w:val="both"/>
       </w:pPr>
     </w:p>
@@ -654,7 +724,7 @@
                     <pic:cNvPicPr/>
                   </pic:nvPicPr>
                   <pic:blipFill>
-                    <a:blip r:embed="rId7" cstate="print">
+                    <a:blip r:embed="rId8" cstate="print">
                       <a:extLst>
                         <a:ext uri="{28A0092B-C50C-407E-A947-70E740481C1C}">
                           <a14:useLocalDpi xmlns:a14="http://schemas.microsoft.com/office/drawing/2010/main" val="0"/>
@@ -683,40 +753,98 @@
     </w:p>
     <w:p>
       <w:pPr>
+        <w:spacing w:after="0"/>
         <w:jc w:val="center"/>
         <w:rPr>
-          <w:sz w:val="40"/>
-          <w:szCs w:val="40"/>
-        </w:rPr>
-      </w:pPr>
-      <w:r>
-        <w:rPr>
-          <w:sz w:val="40"/>
-          <w:szCs w:val="40"/>
+          <w:sz w:val="28"/>
+          <w:szCs w:val="28"/>
+        </w:rPr>
+      </w:pPr>
+      <w:r>
+        <w:rPr>
+          <w:sz w:val="28"/>
+          <w:szCs w:val="28"/>
         </w:rPr>
         <w:t xml:space="preserve">The Swept-Back </w:t>
       </w:r>
       <w:r>
         <w:rPr>
-          <w:sz w:val="40"/>
-          <w:szCs w:val="40"/>
+          <w:sz w:val="28"/>
+          <w:szCs w:val="28"/>
         </w:rPr>
         <w:t>Wing of a B-52</w:t>
       </w:r>
     </w:p>
     <w:p>
       <w:pPr>
-        <w:jc w:val="both"/>
-        <w:rPr>
-          <w:sz w:val="32"/>
-          <w:szCs w:val="32"/>
-        </w:rPr>
-      </w:pPr>
-      <w:r>
-        <w:rPr>
-          <w:sz w:val="32"/>
-          <w:szCs w:val="32"/>
-        </w:rPr>
+        <w:spacing w:after="0"/>
+        <w:jc w:val="center"/>
+      </w:pPr>
+      <w:r>
+        <w:t xml:space="preserve">(Image Credit: </w:t>
+      </w:r>
+      <w:hyperlink r:id="rId9" w:history="1">
+        <w:r>
+          <w:rPr>
+            <w:rStyle w:val="Hyperlink"/>
+          </w:rPr>
+          <w:t>www.globalsecurity.org</w:t>
+        </w:r>
+      </w:hyperlink>
+      <w:r>
+        <w:t>)</w:t>
+      </w:r>
+    </w:p>
+    <w:p>
+      <w:pPr>
+        <w:spacing w:after="0"/>
+        <w:jc w:val="center"/>
+      </w:pPr>
+    </w:p>
+    <w:p>
+      <w:pPr>
+        <w:jc w:val="center"/>
+        <w:rPr>
+          <w:color w:val="FFFFFF" w:themeColor="background1"/>
+          <w:sz w:val="28"/>
+          <w:szCs w:val="28"/>
+        </w:rPr>
+      </w:pPr>
+      <w:proofErr w:type="spellStart"/>
+      <w:proofErr w:type="gramStart"/>
+      <w:r>
+        <w:rPr>
+          <w:color w:val="FFFFFF" w:themeColor="background1"/>
+          <w:sz w:val="28"/>
+          <w:szCs w:val="28"/>
+        </w:rPr>
+        <w:t>s</w:t>
+      </w:r>
+      <w:r>
+        <w:rPr>
+          <w:color w:val="FFFFFF" w:themeColor="background1"/>
+          <w:sz w:val="28"/>
+          <w:szCs w:val="28"/>
+        </w:rPr>
+        <w:t>ace</w:t>
+      </w:r>
+      <w:proofErr w:type="spellEnd"/>
+      <w:proofErr w:type="gramEnd"/>
+    </w:p>
+    <w:p>
+      <w:pPr>
+        <w:jc w:val="both"/>
+        <w:rPr>
+          <w:sz w:val="32"/>
+          <w:szCs w:val="32"/>
+        </w:rPr>
+      </w:pPr>
+      <w:r>
+        <w:rPr>
+          <w:sz w:val="32"/>
+          <w:szCs w:val="32"/>
+        </w:rPr>
+        <w:lastRenderedPageBreak/>
         <w:t>After officially retiring from his Caltech positions in</w:t>
       </w:r>
       <w:r>
@@ -790,7 +918,6 @@
           <w:sz w:val="32"/>
           <w:szCs w:val="32"/>
         </w:rPr>
-        <w:lastRenderedPageBreak/>
         <w:t>“For his leadership in the science and engineering basic to aeronautics; for his effective teaching and related contributions in many fields of mechanics, for his distinguished counsel to the Armed Services, and for his promoting international cooperation in science and engineering.”</w:t>
       </w:r>
     </w:p>
@@ -837,7 +964,7 @@
                     <pic:cNvPicPr/>
                   </pic:nvPicPr>
                   <pic:blipFill>
-                    <a:blip r:embed="rId8">
+                    <a:blip r:embed="rId10">
                       <a:extLst>
                         <a:ext uri="{28A0092B-C50C-407E-A947-70E740481C1C}">
                           <a14:useLocalDpi xmlns:a14="http://schemas.microsoft.com/office/drawing/2010/main" val="0"/>
@@ -867,6 +994,25 @@
     <w:p>
       <w:pPr>
         <w:jc w:val="center"/>
+      </w:pPr>
+      <w:r>
+        <w:t xml:space="preserve">(Image Credit: </w:t>
+      </w:r>
+      <w:hyperlink r:id="rId11" w:history="1">
+        <w:r>
+          <w:rPr>
+            <w:rStyle w:val="Hyperlink"/>
+          </w:rPr>
+          <w:t>www.wikipedia.org</w:t>
+        </w:r>
+      </w:hyperlink>
+      <w:r>
+        <w:t>)</w:t>
+      </w:r>
+    </w:p>
+    <w:p>
+      <w:pPr>
+        <w:jc w:val="center"/>
         <w:rPr>
           <w:sz w:val="40"/>
           <w:szCs w:val="40"/>
@@ -893,7 +1039,15 @@
           <w:sz w:val="32"/>
           <w:szCs w:val="32"/>
         </w:rPr>
-        <w:t xml:space="preserve">Von Kármán never married, and lived with his sister Josephine until his death. The de Karman graduate student fellowships at Caltech were endowed by him in honor of his sister, and are called the “de Karman” fellowships and not the “von </w:t>
+        <w:t xml:space="preserve">Von Kármán never married, and lived with his sister Josephine until his death. The de Karman graduate student fellowships at Caltech were endowed by him in honor of his sister, and are called the “de Karman” </w:t>
+      </w:r>
+      <w:r>
+        <w:rPr>
+          <w:sz w:val="32"/>
+          <w:szCs w:val="32"/>
+        </w:rPr>
+        <w:lastRenderedPageBreak/>
+        <w:t xml:space="preserve">fellowships and not the “von </w:t>
       </w:r>
       <w:r>
         <w:rPr>
@@ -932,7 +1086,6 @@
         <w:rPr>
           <w:noProof/>
         </w:rPr>
-        <w:lastRenderedPageBreak/>
         <w:drawing>
           <wp:inline distT="0" distB="0" distL="0" distR="0">
             <wp:extent cx="5943600" cy="2797175"/>
@@ -949,7 +1102,7 @@
                     <pic:cNvPicPr/>
                   </pic:nvPicPr>
                   <pic:blipFill>
-                    <a:blip r:embed="rId9">
+                    <a:blip r:embed="rId12">
                       <a:extLst>
                         <a:ext uri="{28A0092B-C50C-407E-A947-70E740481C1C}">
                           <a14:useLocalDpi xmlns:a14="http://schemas.microsoft.com/office/drawing/2010/main" val="0"/>
@@ -978,6 +1131,53 @@
     </w:p>
     <w:p>
       <w:pPr>
+        <w:jc w:val="center"/>
+      </w:pPr>
+      <w:r>
+        <w:t xml:space="preserve">(Image Credit: </w:t>
+      </w:r>
+      <w:hyperlink r:id="rId13" w:history="1">
+        <w:r>
+          <w:rPr>
+            <w:rStyle w:val="Hyperlink"/>
+          </w:rPr>
+          <w:t>www.a</w:t>
+        </w:r>
+        <w:r>
+          <w:rPr>
+            <w:rStyle w:val="Hyperlink"/>
+          </w:rPr>
+          <w:t>z</w:t>
+        </w:r>
+        <w:r>
+          <w:rPr>
+            <w:rStyle w:val="Hyperlink"/>
+          </w:rPr>
+          <w:t>quotes.com</w:t>
+        </w:r>
+      </w:hyperlink>
+      <w:r>
+        <w:t>)</w:t>
+      </w:r>
+    </w:p>
+    <w:p>
+      <w:pPr>
+        <w:jc w:val="center"/>
+        <w:rPr>
+          <w:color w:val="FFFFFF" w:themeColor="background1"/>
+        </w:rPr>
+      </w:pPr>
+      <w:proofErr w:type="gramStart"/>
+      <w:r>
+        <w:rPr>
+          <w:color w:val="FFFFFF" w:themeColor="background1"/>
+        </w:rPr>
+        <w:t>space</w:t>
+      </w:r>
+      <w:proofErr w:type="gramEnd"/>
+    </w:p>
+    <w:p>
+      <w:pPr>
         <w:jc w:val="both"/>
       </w:pPr>
     </w:p>
@@ -1019,7 +1219,7 @@
           <w:szCs w:val="32"/>
         </w:rPr>
       </w:pPr>
-      <w:hyperlink r:id="rId10" w:history="1">
+      <w:hyperlink r:id="rId14" w:history="1">
         <w:r>
           <w:rPr>
             <w:rStyle w:val="Hyperlink"/>
@@ -1047,7 +1247,7 @@
           <w:szCs w:val="32"/>
         </w:rPr>
       </w:pPr>
-      <w:hyperlink r:id="rId11" w:history="1">
+      <w:hyperlink r:id="rId15" w:history="1">
         <w:r>
           <w:rPr>
             <w:rStyle w:val="Hyperlink"/>
@@ -1075,7 +1275,7 @@
           <w:szCs w:val="32"/>
         </w:rPr>
       </w:pPr>
-      <w:hyperlink r:id="rId12" w:history="1">
+      <w:hyperlink r:id="rId16" w:history="1">
         <w:r>
           <w:rPr>
             <w:rStyle w:val="Hyperlink"/>
@@ -1099,11 +1299,12 @@
       <w:pPr>
         <w:jc w:val="both"/>
         <w:rPr>
-          <w:sz w:val="32"/>
-          <w:szCs w:val="32"/>
-        </w:rPr>
-      </w:pPr>
-      <w:hyperlink r:id="rId13" w:history="1">
+          <w:rStyle w:val="Hyperlink"/>
+          <w:sz w:val="32"/>
+          <w:szCs w:val="32"/>
+        </w:rPr>
+      </w:pPr>
+      <w:hyperlink r:id="rId17" w:history="1">
         <w:r>
           <w:rPr>
             <w:rStyle w:val="Hyperlink"/>
@@ -1113,6 +1314,33 @@
           <w:t>http://www.jpl.nasa.gov/jplhistory/learnmore/lm-vonkarman.php</w:t>
         </w:r>
       </w:hyperlink>
+    </w:p>
+    <w:p>
+      <w:pPr>
+        <w:jc w:val="both"/>
+        <w:rPr>
+          <w:rStyle w:val="Hyperlink"/>
+          <w:sz w:val="32"/>
+          <w:szCs w:val="32"/>
+        </w:rPr>
+      </w:pPr>
+      <w:r>
+        <w:rPr>
+          <w:rStyle w:val="Hyperlink"/>
+          <w:sz w:val="32"/>
+          <w:szCs w:val="32"/>
+        </w:rPr>
+        <w:t>https://www.asme.org/engineering-topics/articles/aerospace-defense/theodore-von-karman</w:t>
+      </w:r>
+    </w:p>
+    <w:p>
+      <w:pPr>
+        <w:jc w:val="both"/>
+        <w:rPr>
+          <w:sz w:val="32"/>
+          <w:szCs w:val="32"/>
+        </w:rPr>
+      </w:pPr>
     </w:p>
     <w:p>
       <w:pPr>
@@ -1607,6 +1835,18 @@
       <w:u w:val="single"/>
     </w:rPr>
   </w:style>
+  <w:style w:type="character" w:styleId="FollowedHyperlink">
+    <w:name w:val="FollowedHyperlink"/>
+    <w:basedOn w:val="DefaultParagraphFont"/>
+    <w:uiPriority w:val="99"/>
+    <w:semiHidden/>
+    <w:unhideWhenUsed/>
+    <w:rsid w:val="0015766A"/>
+    <w:rPr>
+      <w:color w:val="954F72" w:themeColor="followedHyperlink"/>
+      <w:u w:val="single"/>
+    </w:rPr>
+  </w:style>
 </w:styles>
 </file>
 

--- a/files/Theodore von K.docx
+++ b/files/Theodore von K.docx
@@ -14,7 +14,23 @@
           <w:sz w:val="72"/>
           <w:szCs w:val="72"/>
         </w:rPr>
-        <w:t>……………………………………………………………………………………………………….</w:t>
+        <w:t>__</w:t>
+      </w:r>
+      <w:proofErr w:type="spellStart"/>
+      <w:r>
+        <w:rPr>
+          <w:sz w:val="72"/>
+          <w:szCs w:val="72"/>
+        </w:rPr>
+        <w:t>hr</w:t>
+      </w:r>
+      <w:proofErr w:type="spellEnd"/>
+      <w:r>
+        <w:rPr>
+          <w:sz w:val="72"/>
+          <w:szCs w:val="72"/>
+        </w:rPr>
+        <w:t>__</w:t>
       </w:r>
     </w:p>
     <w:p>
@@ -84,8 +100,6 @@
       <w:r>
         <w:t xml:space="preserve"> </w:t>
       </w:r>
-      <w:bookmarkStart w:id="0" w:name="_GoBack"/>
-      <w:bookmarkEnd w:id="0"/>
     </w:p>
     <w:p>
       <w:pPr>
@@ -146,56 +160,47 @@
           <w:sz w:val="32"/>
           <w:szCs w:val="32"/>
         </w:rPr>
-        <w:t xml:space="preserve">is named, is regarded as one of </w:t>
-      </w:r>
-      <w:proofErr w:type="gramStart"/>
+        <w:t xml:space="preserve">is named, is regarded as one of the greatest aerodynamicists and </w:t>
+      </w:r>
+      <w:proofErr w:type="spellStart"/>
+      <w:r>
+        <w:rPr>
+          <w:sz w:val="32"/>
+          <w:szCs w:val="32"/>
+        </w:rPr>
+        <w:t>mechanicians</w:t>
+      </w:r>
+      <w:proofErr w:type="spellEnd"/>
+      <w:r>
+        <w:rPr>
+          <w:sz w:val="32"/>
+          <w:szCs w:val="32"/>
+        </w:rPr>
+        <w:t xml:space="preserve"> of the twentieth century.</w:t>
+      </w:r>
+    </w:p>
+    <w:p>
+      <w:pPr>
+        <w:jc w:val="both"/>
+        <w:rPr>
+          <w:sz w:val="32"/>
+          <w:szCs w:val="32"/>
+        </w:rPr>
+      </w:pPr>
+      <w:r>
+        <w:rPr>
+          <w:sz w:val="32"/>
+          <w:szCs w:val="32"/>
+        </w:rPr>
+        <w:t xml:space="preserve">Born May 11, 1881 in Budapest, Hungary, von Kármán displayed exceptional mathematical abilities at a young age. He attended a model </w:t>
+      </w:r>
       <w:r>
         <w:rPr>
           <w:sz w:val="32"/>
           <w:szCs w:val="32"/>
         </w:rPr>
         <w:lastRenderedPageBreak/>
-        <w:t>the</w:t>
-      </w:r>
-      <w:proofErr w:type="gramEnd"/>
-      <w:r>
-        <w:rPr>
-          <w:sz w:val="32"/>
-          <w:szCs w:val="32"/>
-        </w:rPr>
-        <w:t xml:space="preserve"> greatest aerodynamicists and </w:t>
-      </w:r>
-      <w:proofErr w:type="spellStart"/>
-      <w:r>
-        <w:rPr>
-          <w:sz w:val="32"/>
-          <w:szCs w:val="32"/>
-        </w:rPr>
-        <w:t>mechanicians</w:t>
-      </w:r>
-      <w:proofErr w:type="spellEnd"/>
-      <w:r>
-        <w:rPr>
-          <w:sz w:val="32"/>
-          <w:szCs w:val="32"/>
-        </w:rPr>
-        <w:t xml:space="preserve"> of the twentieth century.</w:t>
-      </w:r>
-    </w:p>
-    <w:p>
-      <w:pPr>
-        <w:jc w:val="both"/>
-        <w:rPr>
-          <w:sz w:val="32"/>
-          <w:szCs w:val="32"/>
-        </w:rPr>
-      </w:pPr>
-      <w:r>
-        <w:rPr>
-          <w:sz w:val="32"/>
-          <w:szCs w:val="32"/>
-        </w:rPr>
-        <w:t>Born May 11, 1881 in Budapest, Hungary, von Kármán displayed exceptional mathematical abilities at a young age. He attended a model secondary school for gifted children, started by his father, called the “</w:t>
+        <w:t>secondary school for gifted children, started by his father, called the “</w:t>
       </w:r>
       <w:proofErr w:type="spellStart"/>
       <w:r>
@@ -1141,19 +1146,7 @@
           <w:rPr>
             <w:rStyle w:val="Hyperlink"/>
           </w:rPr>
-          <w:t>www.a</w:t>
-        </w:r>
-        <w:r>
-          <w:rPr>
-            <w:rStyle w:val="Hyperlink"/>
-          </w:rPr>
-          <w:t>z</w:t>
-        </w:r>
-        <w:r>
-          <w:rPr>
-            <w:rStyle w:val="Hyperlink"/>
-          </w:rPr>
-          <w:t>quotes.com</w:t>
+          <w:t>www.azquotes.com</w:t>
         </w:r>
       </w:hyperlink>
       <w:r>
@@ -1353,27 +1346,21 @@
     </w:p>
     <w:p>
       <w:pPr>
+        <w:jc w:val="both"/>
+        <w:rPr>
+          <w:sz w:val="32"/>
+          <w:szCs w:val="32"/>
+        </w:rPr>
+      </w:pPr>
+      <w:r>
         <w:rPr>
           <w:sz w:val="72"/>
           <w:szCs w:val="72"/>
         </w:rPr>
-      </w:pPr>
-      <w:r>
-        <w:rPr>
-          <w:sz w:val="72"/>
-          <w:szCs w:val="72"/>
-        </w:rPr>
-        <w:t>……………………………………………………………………………………………………….</w:t>
-      </w:r>
-    </w:p>
-    <w:p>
-      <w:pPr>
-        <w:jc w:val="both"/>
-        <w:rPr>
-          <w:sz w:val="32"/>
-          <w:szCs w:val="32"/>
-        </w:rPr>
-      </w:pPr>
+        <w:t>__hr__</w:t>
+      </w:r>
+      <w:bookmarkStart w:id="0" w:name="_GoBack"/>
+      <w:bookmarkEnd w:id="0"/>
     </w:p>
     <w:p>
       <w:pPr>

--- a/files/Theodore von K.docx
+++ b/files/Theodore von K.docx
@@ -1343,22 +1343,71 @@
           <w:szCs w:val="32"/>
         </w:rPr>
       </w:pPr>
-    </w:p>
-    <w:p>
-      <w:pPr>
-        <w:jc w:val="both"/>
-        <w:rPr>
-          <w:sz w:val="32"/>
-          <w:szCs w:val="32"/>
-        </w:rPr>
-      </w:pPr>
-      <w:r>
+      <w:r>
+        <w:rPr>
+          <w:sz w:val="32"/>
+          <w:szCs w:val="32"/>
+        </w:rPr>
+        <w:lastRenderedPageBreak/>
+        <w:t>__</w:t>
+      </w:r>
+      <w:proofErr w:type="spellStart"/>
+      <w:r>
+        <w:rPr>
+          <w:sz w:val="32"/>
+          <w:szCs w:val="32"/>
+        </w:rPr>
+        <w:t>imagesize:original</w:t>
+      </w:r>
+      <w:proofErr w:type="spellEnd"/>
+      <w:r>
+        <w:rPr>
+          <w:sz w:val="32"/>
+          <w:szCs w:val="32"/>
+        </w:rPr>
+        <w:t>__</w:t>
+      </w:r>
+    </w:p>
+    <w:p>
+      <w:pPr>
+        <w:jc w:val="both"/>
         <w:rPr>
           <w:sz w:val="72"/>
           <w:szCs w:val="72"/>
         </w:rPr>
-        <w:t>__hr__</w:t>
-      </w:r>
+      </w:pPr>
+      <w:r>
+        <w:rPr>
+          <w:sz w:val="72"/>
+          <w:szCs w:val="72"/>
+        </w:rPr>
+        <w:t>__</w:t>
+      </w:r>
+      <w:proofErr w:type="spellStart"/>
+      <w:r>
+        <w:rPr>
+          <w:sz w:val="72"/>
+          <w:szCs w:val="72"/>
+        </w:rPr>
+        <w:t>hr</w:t>
+      </w:r>
+      <w:proofErr w:type="spellEnd"/>
+      <w:r>
+        <w:rPr>
+          <w:sz w:val="72"/>
+          <w:szCs w:val="72"/>
+        </w:rPr>
+        <w:t>__</w:t>
+      </w:r>
+    </w:p>
+    <w:p>
+      <w:pPr>
+        <w:jc w:val="both"/>
+        <w:rPr>
+          <w:sz w:val="32"/>
+          <w:szCs w:val="32"/>
+        </w:rPr>
+      </w:pPr>
       <w:bookmarkStart w:id="0" w:name="_GoBack"/>
       <w:bookmarkEnd w:id="0"/>
     </w:p>
